--- a/experiments/report_machine/office/output/海油工程/20260729_海油工程_midday.docx
+++ b/experiments/report_machine/office/output/海油工程/20260729_海油工程_midday.docx
@@ -2,14 +2,6 @@
 <file path=word/document.xml><?xml version="1.0" encoding="utf-8"?>
 <w:document xmlns:wpc="http://schemas.microsoft.com/office/word/2010/wordprocessingCanvas" xmlns:mo="http://schemas.microsoft.com/office/mac/office/2008/main" xmlns:mc="http://schemas.openxmlformats.org/markup-compatibility/2006" xmlns:mv="urn:schemas-microsoft-com:mac:vml" xmlns:o="urn:schemas-microsoft-com:office:office" xmlns:r="http://schemas.openxmlformats.org/officeDocument/2006/relationships" xmlns:m="http://schemas.openxmlformats.org/officeDocument/2006/math" xmlns:v="urn:schemas-microsoft-com:vml" xmlns:wp14="http://schemas.microsoft.com/office/word/2010/wordprocessingDrawing" xmlns:wp="http://schemas.openxmlformats.org/drawingml/2006/wordprocessingDrawing" xmlns:w10="urn:schemas-microsoft-com:office:word" xmlns:w="http://schemas.openxmlformats.org/wordprocessingml/2006/main" xmlns:w14="http://schemas.microsoft.com/office/word/2010/wordml" xmlns:wpg="http://schemas.microsoft.com/office/word/2010/wordprocessingGroup" xmlns:wpi="http://schemas.microsoft.com/office/word/2010/wordprocessingInk" xmlns:wne="http://schemas.microsoft.com/office/word/2006/wordml" xmlns:wps="http://schemas.microsoft.com/office/word/2010/wordprocessingShape" mc:Ignorable="w14 wp14">
   <w:body>
-    <w:p>
-      <w:pPr>
-        <w:spacing w:before="240" w:after="240"/>
-        <w:pBdr>
-          <w:bottom w:val="single" w:sz="4" w:space="1" w:color="D0D7DE"/>
-        </w:pBdr>
-      </w:pPr>
-    </w:p>
     <w:p>
       <w:pPr>
         <w:spacing w:before="480" w:after="80" w:line="288" w:lineRule="auto"/>
@@ -31,10 +23,58 @@
       <w:r>
         <w:rPr>
           <w:rFonts w:ascii="Microsoft YaHei" w:hAnsi="Microsoft YaHei"/>
+        </w:rPr>
+        <w:t xml:space="preserve">&gt; </w:t>
+      </w:r>
+      <w:r>
+        <w:rPr>
+          <w:rFonts w:ascii="Microsoft YaHei" w:hAnsi="Microsoft YaHei"/>
           <w:b/>
           <w:color w:val="1A1A1A"/>
         </w:rPr>
-        <w:t>数据截至：2026年7月29日 11:30</w:t>
+        <w:t>数据截止时间</w:t>
+      </w:r>
+      <w:r>
+        <w:rPr>
+          <w:rFonts w:ascii="Microsoft YaHei" w:hAnsi="Microsoft YaHei"/>
+        </w:rPr>
+        <w:t xml:space="preserve">：今日 11:30 收盘 | </w:t>
+      </w:r>
+      <w:r>
+        <w:rPr>
+          <w:rFonts w:ascii="Microsoft YaHei" w:hAnsi="Microsoft YaHei"/>
+          <w:b/>
+          <w:color w:val="1A1A1A"/>
+        </w:rPr>
+        <w:t>当前股价</w:t>
+      </w:r>
+      <w:r>
+        <w:rPr>
+          <w:rFonts w:ascii="Microsoft YaHei" w:hAnsi="Microsoft YaHei"/>
+        </w:rPr>
+        <w:t xml:space="preserve">：5.59 元 | </w:t>
+      </w:r>
+      <w:r>
+        <w:rPr>
+          <w:rFonts w:ascii="Microsoft YaHei" w:hAnsi="Microsoft YaHei"/>
+          <w:b/>
+          <w:color w:val="1A1A1A"/>
+        </w:rPr>
+        <w:t>日内涨跌幅</w:t>
+      </w:r>
+      <w:r>
+        <w:rPr>
+          <w:rFonts w:ascii="Microsoft YaHei" w:hAnsi="Microsoft YaHei"/>
+        </w:rPr>
+        <w:t>：</w:t>
+      </w:r>
+      <w:r>
+        <w:rPr>
+          <w:rFonts w:ascii="Microsoft YaHei" w:hAnsi="Microsoft YaHei"/>
+          <w:b/>
+          <w:color w:val="1A1A1A"/>
+        </w:rPr>
+        <w:t>+4.88%</w:t>
       </w:r>
     </w:p>
     <w:p>
@@ -67,7 +107,7 @@
         <w:rPr>
           <w:rFonts w:ascii="Microsoft YaHei" w:hAnsi="Microsoft YaHei"/>
         </w:rPr>
-        <w:t xml:space="preserve">今日全市场情绪高涨，市场热度达 </w:t>
+        <w:t xml:space="preserve">今日 A 股市场整体情绪高涨，全市场 </w:t>
       </w:r>
       <w:r>
         <w:rPr>
@@ -75,13 +115,13 @@
           <w:b/>
           <w:color w:val="1A1A1A"/>
         </w:rPr>
-        <w:t>56（高）</w:t>
+        <w:t>上涨占比 83%</w:t>
       </w:r>
       <w:r>
         <w:rPr>
           <w:rFonts w:ascii="Microsoft YaHei" w:hAnsi="Microsoft YaHei"/>
         </w:rPr>
-        <w:t xml:space="preserve">，成交额飙升至 </w:t>
+        <w:t xml:space="preserve">，赚钱效应达 </w:t>
       </w:r>
       <w:r>
         <w:rPr>
@@ -89,13 +129,13 @@
           <w:b/>
           <w:color w:val="1A1A1A"/>
         </w:rPr>
-        <w:t>1.46万亿（+1549亿）</w:t>
+        <w:t>51%</w:t>
       </w:r>
       <w:r>
         <w:rPr>
           <w:rFonts w:ascii="Microsoft YaHei" w:hAnsi="Microsoft YaHei"/>
         </w:rPr>
-        <w:t xml:space="preserve">，上涨家数 </w:t>
+        <w:t xml:space="preserve">，涨停个股 </w:t>
       </w:r>
       <w:r>
         <w:rPr>
@@ -103,13 +143,13 @@
           <w:b/>
           <w:color w:val="1A1A1A"/>
         </w:rPr>
-        <w:t>3404只</w:t>
+        <w:t>76 只</w:t>
       </w:r>
       <w:r>
         <w:rPr>
           <w:rFonts w:ascii="Microsoft YaHei" w:hAnsi="Microsoft YaHei"/>
         </w:rPr>
-        <w:t xml:space="preserve">，占比约 </w:t>
+        <w:t xml:space="preserve">，跌停仅 </w:t>
       </w:r>
       <w:r>
         <w:rPr>
@@ -117,13 +157,13 @@
           <w:b/>
           <w:color w:val="1A1A1A"/>
         </w:rPr>
-        <w:t>79%</w:t>
+        <w:t>9 只</w:t>
       </w:r>
       <w:r>
         <w:rPr>
           <w:rFonts w:ascii="Microsoft YaHei" w:hAnsi="Microsoft YaHei"/>
         </w:rPr>
-        <w:t xml:space="preserve">。赚钱效应为 </w:t>
+        <w:t xml:space="preserve">。成交额 </w:t>
       </w:r>
       <w:r>
         <w:rPr>
@@ -131,21 +171,13 @@
           <w:b/>
           <w:color w:val="1A1A1A"/>
         </w:rPr>
-        <w:t>46%</w:t>
+        <w:t>2.06 万亿</w:t>
       </w:r>
       <w:r>
         <w:rPr>
           <w:rFonts w:ascii="Microsoft YaHei" w:hAnsi="Microsoft YaHei"/>
         </w:rPr>
-        <w:t>，涨停梯队中一板50只，高度板1只，整体市场人气较好。涨跌幅分布上，涨幅集中在 1%~2%，跌幅集中在 -4%~-1%，整体呈现普涨格局。</w:t>
-      </w:r>
-    </w:p>
-    <w:p>
-      <w:r>
-        <w:rPr>
-          <w:rFonts w:ascii="Microsoft YaHei" w:hAnsi="Microsoft YaHei"/>
-        </w:rPr>
-        <w:t>能源板块成为今日领涨主线之一，</w:t>
+        <w:t xml:space="preserve">，较前日放量 </w:t>
       </w:r>
       <w:r>
         <w:rPr>
@@ -153,13 +185,55 @@
           <w:b/>
           <w:color w:val="1A1A1A"/>
         </w:rPr>
-        <w:t>能源(A股)板块上涨 +2.62%</w:t>
+        <w:t>+2960 亿元</w:t>
       </w:r>
       <w:r>
         <w:rPr>
           <w:rFonts w:ascii="Microsoft YaHei" w:hAnsi="Microsoft YaHei"/>
         </w:rPr>
-        <w:t>，在全市场1158个概念/行业板块中排名第39位，带动海油工程等能源服务类个股强势上攻。</w:t>
+        <w:t xml:space="preserve">，市场人气处于高位。海油工程所在的 </w:t>
+      </w:r>
+      <w:r>
+        <w:rPr>
+          <w:rFonts w:ascii="Microsoft YaHei" w:hAnsi="Microsoft YaHei"/>
+          <w:b/>
+          <w:color w:val="1A1A1A"/>
+        </w:rPr>
+        <w:t>能源（A股）板块</w:t>
+      </w:r>
+      <w:r>
+        <w:rPr>
+          <w:rFonts w:ascii="Microsoft YaHei" w:hAnsi="Microsoft YaHei"/>
+        </w:rPr>
+        <w:t xml:space="preserve"> 表现强势，板块涨幅 </w:t>
+      </w:r>
+      <w:r>
+        <w:rPr>
+          <w:rFonts w:ascii="Microsoft YaHei" w:hAnsi="Microsoft YaHei"/>
+          <w:b/>
+          <w:color w:val="1A1A1A"/>
+        </w:rPr>
+        <w:t>+2.62%</w:t>
+      </w:r>
+      <w:r>
+        <w:rPr>
+          <w:rFonts w:ascii="Microsoft YaHei" w:hAnsi="Microsoft YaHei"/>
+        </w:rPr>
+        <w:t xml:space="preserve">，排名第 </w:t>
+      </w:r>
+      <w:r>
+        <w:rPr>
+          <w:rFonts w:ascii="Microsoft YaHei" w:hAnsi="Microsoft YaHei"/>
+          <w:b/>
+          <w:color w:val="1A1A1A"/>
+        </w:rPr>
+        <w:t>39/1158</w:t>
+      </w:r>
+      <w:r>
+        <w:rPr>
+          <w:rFonts w:ascii="Microsoft YaHei" w:hAnsi="Microsoft YaHei"/>
+        </w:rPr>
+        <w:t>，属于市场领涨方向之一。</w:t>
       </w:r>
     </w:p>
     <w:p>
@@ -185,6 +259,20 @@
           <w:sz w:val="28"/>
         </w:rPr>
         <w:t>个股分析</w:t>
+      </w:r>
+    </w:p>
+    <w:p>
+      <w:pPr>
+        <w:spacing w:before="280" w:after="80" w:line="312" w:lineRule="auto"/>
+      </w:pPr>
+      <w:r>
+        <w:rPr>
+          <w:rFonts w:ascii="Microsoft YaHei" w:hAnsi="Microsoft YaHei"/>
+          <w:b/>
+          <w:color w:val="333333"/>
+          <w:sz w:val="24"/>
+        </w:rPr>
+        <w:t>收盘核心数据</w:t>
       </w:r>
     </w:p>
     <w:tbl>
@@ -238,7 +326,7 @@
                 <w:color w:val="1A1A1A"/>
                 <w:sz w:val="18"/>
               </w:rPr>
-              <w:t>数据</w:t>
+              <w:t>数值</w:t>
             </w:r>
           </w:p>
         </w:tc>
@@ -256,11 +344,9 @@
             <w:r>
               <w:rPr>
                 <w:rFonts w:ascii="Microsoft YaHei" w:hAnsi="Microsoft YaHei"/>
-                <w:b/>
-                <w:color w:val="1A1A1A"/>
                 <w:sz w:val="18"/>
               </w:rPr>
-              <w:t>午盘收盘价</w:t>
+              <w:t>收盘价</w:t>
             </w:r>
           </w:p>
         </w:tc>
@@ -282,87 +368,12 @@
               </w:rPr>
               <w:t>5.59 元</w:t>
             </w:r>
-          </w:p>
-        </w:tc>
-      </w:tr>
-      <w:tr>
-        <w:tc>
-          <w:tcPr>
-            <w:tcW w:type="dxa" w:w="4533"/>
-            <w:shd w:fill="F8F9FA" w:val="clear"/>
-          </w:tcPr>
-          <w:p>
-            <w:pPr>
-              <w:spacing w:before="40" w:after="40" w:line="288" w:lineRule="auto"/>
-            </w:pPr>
-            <w:r/>
-            <w:r>
-              <w:rPr>
-                <w:rFonts w:ascii="Microsoft YaHei" w:hAnsi="Microsoft YaHei"/>
-                <w:b/>
-                <w:color w:val="1A1A1A"/>
-                <w:sz w:val="18"/>
-              </w:rPr>
-              <w:t>涨跌幅</w:t>
-            </w:r>
-          </w:p>
-        </w:tc>
-        <w:tc>
-          <w:tcPr>
-            <w:tcW w:type="dxa" w:w="4533"/>
-            <w:shd w:fill="F8F9FA" w:val="clear"/>
-          </w:tcPr>
-          <w:p>
-            <w:pPr>
-              <w:spacing w:before="40" w:after="40" w:line="288" w:lineRule="auto"/>
-            </w:pPr>
-            <w:r/>
-            <w:r>
-              <w:rPr>
-                <w:rFonts w:ascii="Microsoft YaHei" w:hAnsi="Microsoft YaHei"/>
-                <w:b/>
-                <w:color w:val="1A1A1A"/>
-                <w:sz w:val="18"/>
-              </w:rPr>
-              <w:t>+4.88%</w:t>
-            </w:r>
-          </w:p>
-        </w:tc>
-      </w:tr>
-      <w:tr>
-        <w:tc>
-          <w:tcPr>
-            <w:tcW w:type="dxa" w:w="4533"/>
-          </w:tcPr>
-          <w:p>
-            <w:pPr>
-              <w:spacing w:before="40" w:after="40" w:line="288" w:lineRule="auto"/>
-            </w:pPr>
-            <w:r/>
             <w:r>
               <w:rPr>
                 <w:rFonts w:ascii="Microsoft YaHei" w:hAnsi="Microsoft YaHei"/>
                 <w:sz w:val="18"/>
               </w:rPr>
-              <w:t>昨收 / 开盘</w:t>
-            </w:r>
-          </w:p>
-        </w:tc>
-        <w:tc>
-          <w:tcPr>
-            <w:tcW w:type="dxa" w:w="4533"/>
-          </w:tcPr>
-          <w:p>
-            <w:pPr>
-              <w:spacing w:before="40" w:after="40" w:line="288" w:lineRule="auto"/>
-            </w:pPr>
-            <w:r/>
-            <w:r>
-              <w:rPr>
-                <w:rFonts w:ascii="Microsoft YaHei" w:hAnsi="Microsoft YaHei"/>
-                <w:sz w:val="18"/>
-              </w:rPr>
-              <w:t>5.33 / 5.39</w:t>
+              <w:t>（+4.88%）</w:t>
             </w:r>
           </w:p>
         </w:tc>
@@ -383,7 +394,7 @@
                 <w:rFonts w:ascii="Microsoft YaHei" w:hAnsi="Microsoft YaHei"/>
                 <w:sz w:val="18"/>
               </w:rPr>
-              <w:t>最高 / 最低</w:t>
+              <w:t>开盘/最高/最低</w:t>
             </w:r>
           </w:p>
         </w:tc>
@@ -402,7 +413,7 @@
                 <w:rFonts w:ascii="Microsoft YaHei" w:hAnsi="Microsoft YaHei"/>
                 <w:sz w:val="18"/>
               </w:rPr>
-              <w:t>5.62 / 5.37</w:t>
+              <w:t>5.39 / 5.62 / 5.37</w:t>
             </w:r>
           </w:p>
         </w:tc>
@@ -486,6 +497,13 @@
               </w:rPr>
               <w:t>1.94%</w:t>
             </w:r>
+            <w:r>
+              <w:rPr>
+                <w:rFonts w:ascii="Microsoft YaHei" w:hAnsi="Microsoft YaHei"/>
+                <w:sz w:val="18"/>
+              </w:rPr>
+              <w:t>（前日全天仅 0.76%）</w:t>
+            </w:r>
           </w:p>
         </w:tc>
       </w:tr>
@@ -526,85 +544,12 @@
               </w:rPr>
               <w:t>1.81</w:t>
             </w:r>
-          </w:p>
-        </w:tc>
-      </w:tr>
-      <w:tr>
-        <w:tc>
-          <w:tcPr>
-            <w:tcW w:type="dxa" w:w="4533"/>
-            <w:shd w:fill="F8F9FA" w:val="clear"/>
-          </w:tcPr>
-          <w:p>
-            <w:pPr>
-              <w:spacing w:before="40" w:after="40" w:line="288" w:lineRule="auto"/>
-            </w:pPr>
-            <w:r/>
             <w:r>
               <w:rPr>
                 <w:rFonts w:ascii="Microsoft YaHei" w:hAnsi="Microsoft YaHei"/>
                 <w:sz w:val="18"/>
               </w:rPr>
-              <w:t>动态市盈率</w:t>
-            </w:r>
-          </w:p>
-        </w:tc>
-        <w:tc>
-          <w:tcPr>
-            <w:tcW w:type="dxa" w:w="4533"/>
-            <w:shd w:fill="F8F9FA" w:val="clear"/>
-          </w:tcPr>
-          <w:p>
-            <w:pPr>
-              <w:spacing w:before="40" w:after="40" w:line="288" w:lineRule="auto"/>
-            </w:pPr>
-            <w:r/>
-            <w:r>
-              <w:rPr>
-                <w:rFonts w:ascii="Microsoft YaHei" w:hAnsi="Microsoft YaHei"/>
-                <w:sz w:val="18"/>
-              </w:rPr>
-              <w:t>14.09 倍</w:t>
-            </w:r>
-          </w:p>
-        </w:tc>
-      </w:tr>
-      <w:tr>
-        <w:tc>
-          <w:tcPr>
-            <w:tcW w:type="dxa" w:w="4533"/>
-          </w:tcPr>
-          <w:p>
-            <w:pPr>
-              <w:spacing w:before="40" w:after="40" w:line="288" w:lineRule="auto"/>
-            </w:pPr>
-            <w:r/>
-            <w:r>
-              <w:rPr>
-                <w:rFonts w:ascii="Microsoft YaHei" w:hAnsi="Microsoft YaHei"/>
-                <w:sz w:val="18"/>
-              </w:rPr>
-              <w:t>市净率</w:t>
-            </w:r>
-          </w:p>
-        </w:tc>
-        <w:tc>
-          <w:tcPr>
-            <w:tcW w:type="dxa" w:w="4533"/>
-          </w:tcPr>
-          <w:p>
-            <w:pPr>
-              <w:spacing w:before="40" w:after="40" w:line="288" w:lineRule="auto"/>
-            </w:pPr>
-            <w:r/>
-            <w:r>
-              <w:rPr>
-                <w:rFonts w:ascii="Microsoft YaHei" w:hAnsi="Microsoft YaHei"/>
-                <w:b/>
-                <w:color w:val="1A1A1A"/>
-                <w:sz w:val="18"/>
-              </w:rPr>
-              <w:t>0.85 倍</w:t>
+              <w:t>（显著放量）</w:t>
             </w:r>
           </w:p>
         </w:tc>
@@ -625,7 +570,7 @@
                 <w:rFonts w:ascii="Microsoft YaHei" w:hAnsi="Microsoft YaHei"/>
                 <w:sz w:val="18"/>
               </w:rPr>
-              <w:t>总市值</w:t>
+              <w:t>振幅</w:t>
             </w:r>
           </w:p>
         </w:tc>
@@ -642,6 +587,137 @@
             <w:r>
               <w:rPr>
                 <w:rFonts w:ascii="Microsoft YaHei" w:hAnsi="Microsoft YaHei"/>
+                <w:b/>
+                <w:color w:val="1A1A1A"/>
+                <w:sz w:val="18"/>
+              </w:rPr>
+              <w:t>4.69%</w:t>
+            </w:r>
+          </w:p>
+        </w:tc>
+      </w:tr>
+      <w:tr>
+        <w:tc>
+          <w:tcPr>
+            <w:tcW w:type="dxa" w:w="4533"/>
+          </w:tcPr>
+          <w:p>
+            <w:pPr>
+              <w:spacing w:before="40" w:after="40" w:line="288" w:lineRule="auto"/>
+            </w:pPr>
+            <w:r/>
+            <w:r>
+              <w:rPr>
+                <w:rFonts w:ascii="Microsoft YaHei" w:hAnsi="Microsoft YaHei"/>
+                <w:sz w:val="18"/>
+              </w:rPr>
+              <w:t>动态市盈率</w:t>
+            </w:r>
+          </w:p>
+        </w:tc>
+        <w:tc>
+          <w:tcPr>
+            <w:tcW w:type="dxa" w:w="4533"/>
+          </w:tcPr>
+          <w:p>
+            <w:pPr>
+              <w:spacing w:before="40" w:after="40" w:line="288" w:lineRule="auto"/>
+            </w:pPr>
+            <w:r/>
+            <w:r>
+              <w:rPr>
+                <w:rFonts w:ascii="Microsoft YaHei" w:hAnsi="Microsoft YaHei"/>
+                <w:b/>
+                <w:color w:val="1A1A1A"/>
+                <w:sz w:val="18"/>
+              </w:rPr>
+              <w:t>14.09 倍</w:t>
+            </w:r>
+          </w:p>
+        </w:tc>
+      </w:tr>
+      <w:tr>
+        <w:tc>
+          <w:tcPr>
+            <w:tcW w:type="dxa" w:w="4533"/>
+            <w:shd w:fill="F8F9FA" w:val="clear"/>
+          </w:tcPr>
+          <w:p>
+            <w:pPr>
+              <w:spacing w:before="40" w:after="40" w:line="288" w:lineRule="auto"/>
+            </w:pPr>
+            <w:r/>
+            <w:r>
+              <w:rPr>
+                <w:rFonts w:ascii="Microsoft YaHei" w:hAnsi="Microsoft YaHei"/>
+                <w:sz w:val="18"/>
+              </w:rPr>
+              <w:t>市净率</w:t>
+            </w:r>
+          </w:p>
+        </w:tc>
+        <w:tc>
+          <w:tcPr>
+            <w:tcW w:type="dxa" w:w="4533"/>
+            <w:shd w:fill="F8F9FA" w:val="clear"/>
+          </w:tcPr>
+          <w:p>
+            <w:pPr>
+              <w:spacing w:before="40" w:after="40" w:line="288" w:lineRule="auto"/>
+            </w:pPr>
+            <w:r/>
+            <w:r>
+              <w:rPr>
+                <w:rFonts w:ascii="Microsoft YaHei" w:hAnsi="Microsoft YaHei"/>
+                <w:b/>
+                <w:color w:val="1A1A1A"/>
+                <w:sz w:val="18"/>
+              </w:rPr>
+              <w:t>0.85 倍</w:t>
+            </w:r>
+            <w:r>
+              <w:rPr>
+                <w:rFonts w:ascii="Microsoft YaHei" w:hAnsi="Microsoft YaHei"/>
+                <w:sz w:val="18"/>
+              </w:rPr>
+              <w:t>（破净）</w:t>
+            </w:r>
+          </w:p>
+        </w:tc>
+      </w:tr>
+      <w:tr>
+        <w:tc>
+          <w:tcPr>
+            <w:tcW w:type="dxa" w:w="4533"/>
+          </w:tcPr>
+          <w:p>
+            <w:pPr>
+              <w:spacing w:before="40" w:after="40" w:line="288" w:lineRule="auto"/>
+            </w:pPr>
+            <w:r/>
+            <w:r>
+              <w:rPr>
+                <w:rFonts w:ascii="Microsoft YaHei" w:hAnsi="Microsoft YaHei"/>
+                <w:sz w:val="18"/>
+              </w:rPr>
+              <w:t>总市值</w:t>
+            </w:r>
+          </w:p>
+        </w:tc>
+        <w:tc>
+          <w:tcPr>
+            <w:tcW w:type="dxa" w:w="4533"/>
+          </w:tcPr>
+          <w:p>
+            <w:pPr>
+              <w:spacing w:before="40" w:after="40" w:line="288" w:lineRule="auto"/>
+            </w:pPr>
+            <w:r/>
+            <w:r>
+              <w:rPr>
+                <w:rFonts w:ascii="Microsoft YaHei" w:hAnsi="Microsoft YaHei"/>
+                <w:b/>
+                <w:color w:val="1A1A1A"/>
                 <w:sz w:val="18"/>
               </w:rPr>
               <w:t>247.15 亿元</w:t>
@@ -652,13 +728,17 @@
     </w:tbl>
     <w:p/>
     <w:p>
+      <w:pPr>
+        <w:spacing w:before="280" w:after="80" w:line="312" w:lineRule="auto"/>
+      </w:pPr>
       <w:r>
         <w:rPr>
           <w:rFonts w:ascii="Microsoft YaHei" w:hAnsi="Microsoft YaHei"/>
           <w:b/>
-          <w:color w:val="1A1A1A"/>
+          <w:color w:val="333333"/>
+          <w:sz w:val="24"/>
         </w:rPr>
-        <w:t>核心看点：</w:t>
+        <w:t>关键解读</w:t>
       </w:r>
     </w:p>
     <w:p>
@@ -671,13 +751,55 @@
           <w:b/>
           <w:color w:val="1A1A1A"/>
         </w:rPr>
-        <w:t>放量上攻</w:t>
+        <w:t>放量跳空上攻</w:t>
       </w:r>
       <w:r>
         <w:rPr>
           <w:rFonts w:ascii="Microsoft YaHei" w:hAnsi="Microsoft YaHei"/>
         </w:rPr>
-        <w:t xml:space="preserve">：今日半日换手率 </w:t>
+        <w:t xml:space="preserve">：今日以 </w:t>
+      </w:r>
+      <w:r>
+        <w:rPr>
+          <w:rFonts w:ascii="Microsoft YaHei" w:hAnsi="Microsoft YaHei"/>
+          <w:b/>
+          <w:color w:val="1A1A1A"/>
+        </w:rPr>
+        <w:t>5.39 元</w:t>
+      </w:r>
+      <w:r>
+        <w:rPr>
+          <w:rFonts w:ascii="Microsoft YaHei" w:hAnsi="Microsoft YaHei"/>
+        </w:rPr>
+        <w:t xml:space="preserve"> 跳空高开（较昨收 5.33 元高开 1.13%），盘中一度冲高至 </w:t>
+      </w:r>
+      <w:r>
+        <w:rPr>
+          <w:rFonts w:ascii="Microsoft YaHei" w:hAnsi="Microsoft YaHei"/>
+          <w:b/>
+          <w:color w:val="1A1A1A"/>
+        </w:rPr>
+        <w:t>5.62 元</w:t>
+      </w:r>
+      <w:r>
+        <w:rPr>
+          <w:rFonts w:ascii="Microsoft YaHei" w:hAnsi="Microsoft YaHei"/>
+        </w:rPr>
+        <w:t xml:space="preserve">，逼近涨停价 5.86 元，最终收于 5.59 元，涨幅 </w:t>
+      </w:r>
+      <w:r>
+        <w:rPr>
+          <w:rFonts w:ascii="Microsoft YaHei" w:hAnsi="Microsoft YaHei"/>
+          <w:b/>
+          <w:color w:val="1A1A1A"/>
+        </w:rPr>
+        <w:t>4.88%</w:t>
+      </w:r>
+      <w:r>
+        <w:rPr>
+          <w:rFonts w:ascii="Microsoft YaHei" w:hAnsi="Microsoft YaHei"/>
+        </w:rPr>
+        <w:t xml:space="preserve">。半日换手率 </w:t>
       </w:r>
       <w:r>
         <w:rPr>
@@ -691,7 +813,7 @@
         <w:rPr>
           <w:rFonts w:ascii="Microsoft YaHei" w:hAnsi="Microsoft YaHei"/>
         </w:rPr>
-        <w:t xml:space="preserve">，是上一个交易日全日换手率 </w:t>
+        <w:t xml:space="preserve"> 已达前一交易日全天的 </w:t>
       </w:r>
       <w:r>
         <w:rPr>
@@ -699,27 +821,13 @@
           <w:b/>
           <w:color w:val="1A1A1A"/>
         </w:rPr>
-        <w:t>0.7647%</w:t>
+        <w:t>2.54 倍</w:t>
       </w:r>
       <w:r>
         <w:rPr>
           <w:rFonts w:ascii="Microsoft YaHei" w:hAnsi="Microsoft YaHei"/>
         </w:rPr>
-        <w:t xml:space="preserve"> 的 </w:t>
-      </w:r>
-      <w:r>
-        <w:rPr>
-          <w:rFonts w:ascii="Microsoft YaHei" w:hAnsi="Microsoft YaHei"/>
-          <w:b/>
-          <w:color w:val="1A1A1A"/>
-        </w:rPr>
-        <w:t>2.54倍</w:t>
-      </w:r>
-      <w:r>
-        <w:rPr>
-          <w:rFonts w:ascii="Microsoft YaHei" w:hAnsi="Microsoft YaHei"/>
-        </w:rPr>
-        <w:t>，呈现显著放量突破态势。</w:t>
+        <w:t>，放量特征极为明确。</w:t>
       </w:r>
     </w:p>
     <w:p>
@@ -732,13 +840,13 @@
           <w:b/>
           <w:color w:val="1A1A1A"/>
         </w:rPr>
-        <w:t>估值低位</w:t>
+        <w:t>估值处于低位</w:t>
       </w:r>
       <w:r>
         <w:rPr>
           <w:rFonts w:ascii="Microsoft YaHei" w:hAnsi="Microsoft YaHei"/>
         </w:rPr>
-        <w:t xml:space="preserve">：市净率 </w:t>
+        <w:t xml:space="preserve">：动态市盈率 </w:t>
       </w:r>
       <w:r>
         <w:rPr>
@@ -746,13 +854,13 @@
           <w:b/>
           <w:color w:val="1A1A1A"/>
         </w:rPr>
-        <w:t>0.85倍</w:t>
+        <w:t>14.09 倍</w:t>
       </w:r>
       <w:r>
         <w:rPr>
           <w:rFonts w:ascii="Microsoft YaHei" w:hAnsi="Microsoft YaHei"/>
         </w:rPr>
-        <w:t xml:space="preserve">，仍处于破净状态，动态PE仅 </w:t>
+        <w:t xml:space="preserve">，市净率 </w:t>
       </w:r>
       <w:r>
         <w:rPr>
@@ -760,13 +868,13 @@
           <w:b/>
           <w:color w:val="1A1A1A"/>
         </w:rPr>
-        <w:t>14.09倍</w:t>
+        <w:t>0.85 倍</w:t>
       </w:r>
       <w:r>
         <w:rPr>
           <w:rFonts w:ascii="Microsoft YaHei" w:hAnsi="Microsoft YaHei"/>
         </w:rPr>
-        <w:t>，具备安全边际。</w:t>
+        <w:t xml:space="preserve"> 仍处于破净状态，在能源服务板块中具备明显的估值安全垫。</w:t>
       </w:r>
     </w:p>
     <w:p>
@@ -779,7 +887,7 @@
           <w:b/>
           <w:color w:val="1A1A1A"/>
         </w:rPr>
-        <w:t>外盘&gt;内盘</w:t>
+        <w:t>外盘强于内盘</w:t>
       </w:r>
       <w:r>
         <w:rPr>
@@ -793,13 +901,13 @@
           <w:b/>
           <w:color w:val="1A1A1A"/>
         </w:rPr>
-        <w:t>48.37万手</w:t>
+        <w:t>483,723 手</w:t>
       </w:r>
       <w:r>
         <w:rPr>
           <w:rFonts w:ascii="Microsoft YaHei" w:hAnsi="Microsoft YaHei"/>
         </w:rPr>
-        <w:t xml:space="preserve"> 显著高于内盘 </w:t>
+        <w:t xml:space="preserve">（占 56.3%）vs 内盘 </w:t>
       </w:r>
       <w:r>
         <w:rPr>
@@ -807,13 +915,13 @@
           <w:b/>
           <w:color w:val="1A1A1A"/>
         </w:rPr>
-        <w:t>37.58万手</w:t>
+        <w:t>375,783 手</w:t>
       </w:r>
       <w:r>
         <w:rPr>
           <w:rFonts w:ascii="Microsoft YaHei" w:hAnsi="Microsoft YaHei"/>
         </w:rPr>
-        <w:t>，主动性买盘占据主导，买盘意愿强烈。</w:t>
+        <w:t>（占 43.7%），主动性买盘占据主导。</w:t>
       </w:r>
     </w:p>
     <w:p>
@@ -852,7 +960,7 @@
           <w:color w:val="333333"/>
           <w:sz w:val="24"/>
         </w:rPr>
-        <w:t>实时资金流向（逐分钟统计）</w:t>
+        <w:t>今日资金流向（逐分钟统计）</w:t>
       </w:r>
     </w:p>
     <w:tbl>
@@ -885,7 +993,7 @@
                 <w:color w:val="1A1A1A"/>
                 <w:sz w:val="18"/>
               </w:rPr>
-              <w:t>项目</w:t>
+              <w:t>指标</w:t>
             </w:r>
           </w:p>
         </w:tc>
@@ -906,7 +1014,7 @@
                 <w:color w:val="1A1A1A"/>
                 <w:sz w:val="18"/>
               </w:rPr>
-              <w:t>数据</w:t>
+              <w:t>数值</w:t>
             </w:r>
           </w:p>
         </w:tc>
@@ -924,8 +1032,6 @@
             <w:r>
               <w:rPr>
                 <w:rFonts w:ascii="Microsoft YaHei" w:hAnsi="Microsoft YaHei"/>
-                <w:b/>
-                <w:color w:val="1A1A1A"/>
                 <w:sz w:val="18"/>
               </w:rPr>
               <w:t>净流向</w:t>
@@ -948,7 +1054,7 @@
                 <w:color w:val="1A1A1A"/>
                 <w:sz w:val="18"/>
               </w:rPr>
-              <w:t>净流入 1951.92 万元</w:t>
+              <w:t>净流入 2,653.95 万元</w:t>
             </w:r>
           </w:p>
         </w:tc>
@@ -969,7 +1075,7 @@
                 <w:rFonts w:ascii="Microsoft YaHei" w:hAnsi="Microsoft YaHei"/>
                 <w:sz w:val="18"/>
               </w:rPr>
-              <w:t>资金流入分钟数 / 流出分钟数</w:t>
+              <w:t>资金流入分钟数</w:t>
             </w:r>
           </w:p>
         </w:tc>
@@ -988,7 +1094,7 @@
                 <w:rFonts w:ascii="Microsoft YaHei" w:hAnsi="Microsoft YaHei"/>
                 <w:sz w:val="18"/>
               </w:rPr>
-              <w:t>61分钟 / 52分钟</w:t>
+              <w:t>115 分钟（占 55.6%）</w:t>
             </w:r>
           </w:p>
         </w:tc>
@@ -1008,7 +1114,7 @@
                 <w:rFonts w:ascii="Microsoft YaHei" w:hAnsi="Microsoft YaHei"/>
                 <w:sz w:val="18"/>
               </w:rPr>
-              <w:t>最大单分钟流入</w:t>
+              <w:t>资金流出分钟数</w:t>
             </w:r>
           </w:p>
         </w:tc>
@@ -1026,7 +1132,7 @@
                 <w:rFonts w:ascii="Microsoft YaHei" w:hAnsi="Microsoft YaHei"/>
                 <w:sz w:val="18"/>
               </w:rPr>
-              <w:t>731.2 万元</w:t>
+              <w:t>91 分钟（占 44.0%）</w:t>
             </w:r>
           </w:p>
         </w:tc>
@@ -1047,6 +1153,47 @@
                 <w:rFonts w:ascii="Microsoft YaHei" w:hAnsi="Microsoft YaHei"/>
                 <w:sz w:val="18"/>
               </w:rPr>
+              <w:t>最大单分钟流入</w:t>
+            </w:r>
+          </w:p>
+        </w:tc>
+        <w:tc>
+          <w:tcPr>
+            <w:tcW w:type="dxa" w:w="4533"/>
+            <w:shd w:fill="F8F9FA" w:val="clear"/>
+          </w:tcPr>
+          <w:p>
+            <w:pPr>
+              <w:spacing w:before="40" w:after="40" w:line="288" w:lineRule="auto"/>
+            </w:pPr>
+            <w:r/>
+            <w:r>
+              <w:rPr>
+                <w:rFonts w:ascii="Microsoft YaHei" w:hAnsi="Microsoft YaHei"/>
+                <w:b/>
+                <w:color w:val="1A1A1A"/>
+                <w:sz w:val="18"/>
+              </w:rPr>
+              <w:t>731.2 万元</w:t>
+            </w:r>
+          </w:p>
+        </w:tc>
+      </w:tr>
+      <w:tr>
+        <w:tc>
+          <w:tcPr>
+            <w:tcW w:type="dxa" w:w="4533"/>
+          </w:tcPr>
+          <w:p>
+            <w:pPr>
+              <w:spacing w:before="40" w:after="40" w:line="288" w:lineRule="auto"/>
+            </w:pPr>
+            <w:r/>
+            <w:r>
+              <w:rPr>
+                <w:rFonts w:ascii="Microsoft YaHei" w:hAnsi="Microsoft YaHei"/>
+                <w:sz w:val="18"/>
+              </w:rPr>
               <w:t>最大单分钟流出</w:t>
             </w:r>
           </w:p>
@@ -1054,7 +1201,6 @@
         <w:tc>
           <w:tcPr>
             <w:tcW w:type="dxa" w:w="4533"/>
-            <w:shd w:fill="F8F9FA" w:val="clear"/>
           </w:tcPr>
           <w:p>
             <w:pPr>
@@ -1078,7 +1224,7 @@
         <w:rPr>
           <w:rFonts w:ascii="Microsoft YaHei" w:hAnsi="Microsoft YaHei"/>
         </w:rPr>
-        <w:t>资金面信号明确：</w:t>
+        <w:t xml:space="preserve">资金面呈现 </w:t>
       </w:r>
       <w:r>
         <w:rPr>
@@ -1086,13 +1232,13 @@
           <w:b/>
           <w:color w:val="1A1A1A"/>
         </w:rPr>
-        <w:t>净流入且流入时长超过流出时长</w:t>
+        <w:t>全天持续净流入</w:t>
       </w:r>
       <w:r>
         <w:rPr>
           <w:rFonts w:ascii="Microsoft YaHei" w:hAnsi="Microsoft YaHei"/>
         </w:rPr>
-        <w:t>，最大单分钟流入（731.2万）远大于最大单分钟流出（107.8万），资金承接力度强劲。</w:t>
+        <w:t xml:space="preserve"> 态势，流入分钟数明显多于流出，且最大单分钟流入远超流出，资金主动性买入意愿强烈。</w:t>
       </w:r>
     </w:p>
     <w:p>
@@ -1182,7 +1328,7 @@
                 <w:color w:val="1A1A1A"/>
                 <w:sz w:val="18"/>
               </w:rPr>
-              <w:t>说明</w:t>
+              <w:t>方向</w:t>
             </w:r>
           </w:p>
         </w:tc>
@@ -1202,7 +1348,7 @@
                 <w:rFonts w:ascii="Microsoft YaHei" w:hAnsi="Microsoft YaHei"/>
                 <w:sz w:val="18"/>
               </w:rPr>
-              <w:t>大单净额</w:t>
+              <w:t>大单</w:t>
             </w:r>
           </w:p>
         </w:tc>
@@ -1222,7 +1368,7 @@
                 <w:color w:val="1A1A1A"/>
                 <w:sz w:val="18"/>
               </w:rPr>
-              <w:t>+815.67 万</w:t>
+              <w:t>+1,017.06 万</w:t>
             </w:r>
           </w:p>
         </w:tc>
@@ -1240,7 +1386,7 @@
                 <w:rFonts w:ascii="Microsoft YaHei" w:hAnsi="Microsoft YaHei"/>
                 <w:sz w:val="18"/>
               </w:rPr>
-              <w:t>买入1462.83万 / 卖出647.15万</w:t>
+              <w:t>✅ 净流入</w:t>
             </w:r>
           </w:p>
         </w:tc>
@@ -1261,7 +1407,7 @@
                 <w:rFonts w:ascii="Microsoft YaHei" w:hAnsi="Microsoft YaHei"/>
                 <w:sz w:val="18"/>
               </w:rPr>
-              <w:t>中单净额</w:t>
+              <w:t>中单</w:t>
             </w:r>
           </w:p>
         </w:tc>
@@ -1280,7 +1426,7 @@
                 <w:rFonts w:ascii="Microsoft YaHei" w:hAnsi="Microsoft YaHei"/>
                 <w:sz w:val="18"/>
               </w:rPr>
-              <w:t>+400.78 万</w:t>
+              <w:t>+478.95 万</w:t>
             </w:r>
           </w:p>
         </w:tc>
@@ -1299,7 +1445,7 @@
                 <w:rFonts w:ascii="Microsoft YaHei" w:hAnsi="Microsoft YaHei"/>
                 <w:sz w:val="18"/>
               </w:rPr>
-              <w:t>买入2955.35万 / 卖出2554.57万</w:t>
+              <w:t>✅ 净流入</w:t>
             </w:r>
           </w:p>
         </w:tc>
@@ -1319,7 +1465,7 @@
                 <w:rFonts w:ascii="Microsoft YaHei" w:hAnsi="Microsoft YaHei"/>
                 <w:sz w:val="18"/>
               </w:rPr>
-              <w:t>小单净额</w:t>
+              <w:t>小单</w:t>
             </w:r>
           </w:p>
         </w:tc>
@@ -1337,7 +1483,7 @@
                 <w:rFonts w:ascii="Microsoft YaHei" w:hAnsi="Microsoft YaHei"/>
                 <w:sz w:val="18"/>
               </w:rPr>
-              <w:t>+735.47 万</w:t>
+              <w:t>+1,158.94 万</w:t>
             </w:r>
           </w:p>
         </w:tc>
@@ -1355,7 +1501,7 @@
                 <w:rFonts w:ascii="Microsoft YaHei" w:hAnsi="Microsoft YaHei"/>
                 <w:sz w:val="18"/>
               </w:rPr>
-              <w:t>买入1524.90万 / 卖出789.43万</w:t>
+              <w:t>✅ 净流入</w:t>
             </w:r>
           </w:p>
         </w:tc>
@@ -1399,7 +1545,7 @@
                 <w:color w:val="1A1A1A"/>
                 <w:sz w:val="18"/>
               </w:rPr>
-              <w:t>+1951.92 万</w:t>
+              <w:t>+2,654.95 万</w:t>
             </w:r>
           </w:p>
         </w:tc>
@@ -1418,7 +1564,7 @@
                 <w:rFonts w:ascii="Microsoft YaHei" w:hAnsi="Microsoft YaHei"/>
                 <w:sz w:val="18"/>
               </w:rPr>
-              <w:t>三大资金类型均为净流入</w:t>
+              <w:t>✅ 全线净流入</w:t>
             </w:r>
           </w:p>
         </w:tc>
@@ -1430,7 +1576,7 @@
         <w:rPr>
           <w:rFonts w:ascii="Microsoft YaHei" w:hAnsi="Microsoft YaHei"/>
         </w:rPr>
-        <w:t xml:space="preserve">昨日三大资金类型（大单、中单、小单）悉数净流入，其中大单净流入 </w:t>
+        <w:t xml:space="preserve">上一个交易日三大资金口径已实现 </w:t>
       </w:r>
       <w:r>
         <w:rPr>
@@ -1438,13 +1584,13 @@
           <w:b/>
           <w:color w:val="1A1A1A"/>
         </w:rPr>
-        <w:t>815.67万</w:t>
+        <w:t>全线净流入</w:t>
       </w:r>
       <w:r>
         <w:rPr>
           <w:rFonts w:ascii="Microsoft YaHei" w:hAnsi="Microsoft YaHei"/>
         </w:rPr>
-        <w:t xml:space="preserve"> 最为突出，显示主力资金提前布局。</w:t>
+        <w:t>，大单净额超千万，今日延续流入态势，资金面呈现连续两日的做多信号。</w:t>
       </w:r>
     </w:p>
     <w:p>
@@ -1458,7 +1604,7 @@
           <w:color w:val="333333"/>
           <w:sz w:val="24"/>
         </w:rPr>
-        <w:t>融资融券</w:t>
+        <w:t>融资融券（前日）</w:t>
       </w:r>
     </w:p>
     <w:tbl>
@@ -1492,7 +1638,7 @@
                 <w:color w:val="1A1A1A"/>
                 <w:sz w:val="18"/>
               </w:rPr>
-              <w:t>项目</w:t>
+              <w:t>指标</w:t>
             </w:r>
           </w:p>
         </w:tc>
@@ -1513,7 +1659,7 @@
                 <w:color w:val="1A1A1A"/>
                 <w:sz w:val="18"/>
               </w:rPr>
-              <w:t>数据</w:t>
+              <w:t>数值</w:t>
             </w:r>
           </w:p>
         </w:tc>
@@ -1592,23 +1738,7 @@
                 <w:rFonts w:ascii="Microsoft YaHei" w:hAnsi="Microsoft YaHei"/>
                 <w:sz w:val="18"/>
               </w:rPr>
-              <w:t xml:space="preserve">较前日 </w:t>
-            </w:r>
-            <w:r>
-              <w:rPr>
-                <w:rFonts w:ascii="Microsoft YaHei" w:hAnsi="Microsoft YaHei"/>
-                <w:b/>
-                <w:color w:val="1A1A1A"/>
-                <w:sz w:val="18"/>
-              </w:rPr>
               <w:t>+0.37%</w:t>
-            </w:r>
-            <w:r>
-              <w:rPr>
-                <w:rFonts w:ascii="Microsoft YaHei" w:hAnsi="Microsoft YaHei"/>
-                <w:sz w:val="18"/>
-              </w:rPr>
-              <w:t>（净买入346.2万元）</w:t>
             </w:r>
           </w:p>
         </w:tc>
@@ -1667,7 +1797,7 @@
                 <w:rFonts w:ascii="Microsoft YaHei" w:hAnsi="Microsoft YaHei"/>
                 <w:sz w:val="18"/>
               </w:rPr>
-              <w:t>较前日 +2.06%</w:t>
+              <w:t>+2.06%</w:t>
             </w:r>
           </w:p>
         </w:tc>
@@ -1679,7 +1809,7 @@
         <w:rPr>
           <w:rFonts w:ascii="Microsoft YaHei" w:hAnsi="Microsoft YaHei"/>
         </w:rPr>
-        <w:t>融资余额温和上升，杠杆资金小幅加仓，态度偏积极。</w:t>
+        <w:t>融资余额小幅回升，杠杆资金态度趋于积极。</w:t>
       </w:r>
     </w:p>
     <w:p>
@@ -1707,538 +1837,6 @@
         <w:t>技术面</w:t>
       </w:r>
     </w:p>
-    <w:tbl>
-      <w:tblPr>
-        <w:tblStyle w:val="TableGrid"/>
-        <w:tblW w:type="auto" w:w="0"/>
-        <w:jc w:val="center"/>
-        <w:tblLayout w:type="autofit"/>
-        <w:tblLook w:firstColumn="1" w:firstRow="1" w:lastColumn="0" w:lastRow="0" w:noHBand="0" w:noVBand="1" w:val="04A0"/>
-      </w:tblPr>
-      <w:tblGrid>
-        <w:gridCol w:w="3022"/>
-        <w:gridCol w:w="3022"/>
-        <w:gridCol w:w="3022"/>
-      </w:tblGrid>
-      <w:tr>
-        <w:tc>
-          <w:tcPr>
-            <w:tcW w:type="dxa" w:w="3022"/>
-            <w:shd w:fill="F6F8FA" w:val="clear"/>
-          </w:tcPr>
-          <w:p>
-            <w:pPr>
-              <w:spacing w:before="40" w:after="40" w:line="288" w:lineRule="auto"/>
-            </w:pPr>
-            <w:r/>
-            <w:r>
-              <w:rPr>
-                <w:rFonts w:ascii="Microsoft YaHei" w:hAnsi="Microsoft YaHei"/>
-                <w:b/>
-                <w:color w:val="1A1A1A"/>
-                <w:sz w:val="18"/>
-              </w:rPr>
-              <w:t>指标</w:t>
-            </w:r>
-          </w:p>
-        </w:tc>
-        <w:tc>
-          <w:tcPr>
-            <w:tcW w:type="dxa" w:w="3022"/>
-            <w:shd w:fill="F6F8FA" w:val="clear"/>
-          </w:tcPr>
-          <w:p>
-            <w:pPr>
-              <w:spacing w:before="40" w:after="40" w:line="288" w:lineRule="auto"/>
-            </w:pPr>
-            <w:r/>
-            <w:r>
-              <w:rPr>
-                <w:rFonts w:ascii="Microsoft YaHei" w:hAnsi="Microsoft YaHei"/>
-                <w:b/>
-                <w:color w:val="1A1A1A"/>
-                <w:sz w:val="18"/>
-              </w:rPr>
-              <w:t>位置</w:t>
-            </w:r>
-          </w:p>
-        </w:tc>
-        <w:tc>
-          <w:tcPr>
-            <w:tcW w:type="dxa" w:w="3022"/>
-            <w:shd w:fill="F6F8FA" w:val="clear"/>
-          </w:tcPr>
-          <w:p>
-            <w:pPr>
-              <w:spacing w:before="40" w:after="40" w:line="288" w:lineRule="auto"/>
-            </w:pPr>
-            <w:r/>
-            <w:r>
-              <w:rPr>
-                <w:rFonts w:ascii="Microsoft YaHei" w:hAnsi="Microsoft YaHei"/>
-                <w:b/>
-                <w:color w:val="1A1A1A"/>
-                <w:sz w:val="18"/>
-              </w:rPr>
-              <w:t>偏离度</w:t>
-            </w:r>
-          </w:p>
-        </w:tc>
-      </w:tr>
-      <w:tr>
-        <w:tc>
-          <w:tcPr>
-            <w:tcW w:type="dxa" w:w="3022"/>
-          </w:tcPr>
-          <w:p>
-            <w:pPr>
-              <w:spacing w:before="40" w:after="40" w:line="288" w:lineRule="auto"/>
-            </w:pPr>
-            <w:r/>
-            <w:r>
-              <w:rPr>
-                <w:rFonts w:ascii="Microsoft YaHei" w:hAnsi="Microsoft YaHei"/>
-                <w:b/>
-                <w:color w:val="1A1A1A"/>
-                <w:sz w:val="18"/>
-              </w:rPr>
-              <w:t>MA5（5.47）</w:t>
-            </w:r>
-          </w:p>
-        </w:tc>
-        <w:tc>
-          <w:tcPr>
-            <w:tcW w:type="dxa" w:w="3022"/>
-          </w:tcPr>
-          <w:p>
-            <w:pPr>
-              <w:spacing w:before="40" w:after="40" w:line="288" w:lineRule="auto"/>
-            </w:pPr>
-            <w:r/>
-            <w:r>
-              <w:rPr>
-                <w:rFonts w:ascii="Microsoft YaHei" w:hAnsi="Microsoft YaHei"/>
-                <w:sz w:val="18"/>
-              </w:rPr>
-              <w:t>上方</w:t>
-            </w:r>
-          </w:p>
-        </w:tc>
-        <w:tc>
-          <w:tcPr>
-            <w:tcW w:type="dxa" w:w="3022"/>
-          </w:tcPr>
-          <w:p>
-            <w:pPr>
-              <w:spacing w:before="40" w:after="40" w:line="288" w:lineRule="auto"/>
-            </w:pPr>
-            <w:r/>
-            <w:r>
-              <w:rPr>
-                <w:rFonts w:ascii="Microsoft YaHei" w:hAnsi="Microsoft YaHei"/>
-                <w:b/>
-                <w:color w:val="1A1A1A"/>
-                <w:sz w:val="18"/>
-              </w:rPr>
-              <w:t>+2.2%</w:t>
-            </w:r>
-          </w:p>
-        </w:tc>
-      </w:tr>
-      <w:tr>
-        <w:tc>
-          <w:tcPr>
-            <w:tcW w:type="dxa" w:w="3022"/>
-            <w:shd w:fill="F8F9FA" w:val="clear"/>
-          </w:tcPr>
-          <w:p>
-            <w:pPr>
-              <w:spacing w:before="40" w:after="40" w:line="288" w:lineRule="auto"/>
-            </w:pPr>
-            <w:r/>
-            <w:r>
-              <w:rPr>
-                <w:rFonts w:ascii="Microsoft YaHei" w:hAnsi="Microsoft YaHei"/>
-                <w:b/>
-                <w:color w:val="1A1A1A"/>
-                <w:sz w:val="18"/>
-              </w:rPr>
-              <w:t>MA10（5.31）</w:t>
-            </w:r>
-          </w:p>
-        </w:tc>
-        <w:tc>
-          <w:tcPr>
-            <w:tcW w:type="dxa" w:w="3022"/>
-            <w:shd w:fill="F8F9FA" w:val="clear"/>
-          </w:tcPr>
-          <w:p>
-            <w:pPr>
-              <w:spacing w:before="40" w:after="40" w:line="288" w:lineRule="auto"/>
-            </w:pPr>
-            <w:r/>
-            <w:r>
-              <w:rPr>
-                <w:rFonts w:ascii="Microsoft YaHei" w:hAnsi="Microsoft YaHei"/>
-                <w:sz w:val="18"/>
-              </w:rPr>
-              <w:t>上方</w:t>
-            </w:r>
-          </w:p>
-        </w:tc>
-        <w:tc>
-          <w:tcPr>
-            <w:tcW w:type="dxa" w:w="3022"/>
-            <w:shd w:fill="F8F9FA" w:val="clear"/>
-          </w:tcPr>
-          <w:p>
-            <w:pPr>
-              <w:spacing w:before="40" w:after="40" w:line="288" w:lineRule="auto"/>
-            </w:pPr>
-            <w:r/>
-            <w:r>
-              <w:rPr>
-                <w:rFonts w:ascii="Microsoft YaHei" w:hAnsi="Microsoft YaHei"/>
-                <w:b/>
-                <w:color w:val="1A1A1A"/>
-                <w:sz w:val="18"/>
-              </w:rPr>
-              <w:t>+5.3%</w:t>
-            </w:r>
-          </w:p>
-        </w:tc>
-      </w:tr>
-      <w:tr>
-        <w:tc>
-          <w:tcPr>
-            <w:tcW w:type="dxa" w:w="3022"/>
-          </w:tcPr>
-          <w:p>
-            <w:pPr>
-              <w:spacing w:before="40" w:after="40" w:line="288" w:lineRule="auto"/>
-            </w:pPr>
-            <w:r/>
-            <w:r>
-              <w:rPr>
-                <w:rFonts w:ascii="Microsoft YaHei" w:hAnsi="Microsoft YaHei"/>
-                <w:b/>
-                <w:color w:val="1A1A1A"/>
-                <w:sz w:val="18"/>
-              </w:rPr>
-              <w:t>MA20/布林中轨（5.11）</w:t>
-            </w:r>
-          </w:p>
-        </w:tc>
-        <w:tc>
-          <w:tcPr>
-            <w:tcW w:type="dxa" w:w="3022"/>
-          </w:tcPr>
-          <w:p>
-            <w:pPr>
-              <w:spacing w:before="40" w:after="40" w:line="288" w:lineRule="auto"/>
-            </w:pPr>
-            <w:r/>
-            <w:r>
-              <w:rPr>
-                <w:rFonts w:ascii="Microsoft YaHei" w:hAnsi="Microsoft YaHei"/>
-                <w:sz w:val="18"/>
-              </w:rPr>
-              <w:t>上方</w:t>
-            </w:r>
-          </w:p>
-        </w:tc>
-        <w:tc>
-          <w:tcPr>
-            <w:tcW w:type="dxa" w:w="3022"/>
-          </w:tcPr>
-          <w:p>
-            <w:pPr>
-              <w:spacing w:before="40" w:after="40" w:line="288" w:lineRule="auto"/>
-            </w:pPr>
-            <w:r/>
-            <w:r>
-              <w:rPr>
-                <w:rFonts w:ascii="Microsoft YaHei" w:hAnsi="Microsoft YaHei"/>
-                <w:b/>
-                <w:color w:val="1A1A1A"/>
-                <w:sz w:val="18"/>
-              </w:rPr>
-              <w:t>+9.4%</w:t>
-            </w:r>
-          </w:p>
-        </w:tc>
-      </w:tr>
-      <w:tr>
-        <w:tc>
-          <w:tcPr>
-            <w:tcW w:type="dxa" w:w="3022"/>
-            <w:shd w:fill="F8F9FA" w:val="clear"/>
-          </w:tcPr>
-          <w:p>
-            <w:pPr>
-              <w:spacing w:before="40" w:after="40" w:line="288" w:lineRule="auto"/>
-            </w:pPr>
-            <w:r/>
-            <w:r>
-              <w:rPr>
-                <w:rFonts w:ascii="Microsoft YaHei" w:hAnsi="Microsoft YaHei"/>
-                <w:b/>
-                <w:color w:val="1A1A1A"/>
-                <w:sz w:val="18"/>
-              </w:rPr>
-              <w:t>布林带上轨（5.61）</w:t>
-            </w:r>
-          </w:p>
-        </w:tc>
-        <w:tc>
-          <w:tcPr>
-            <w:tcW w:type="dxa" w:w="3022"/>
-            <w:shd w:fill="F8F9FA" w:val="clear"/>
-          </w:tcPr>
-          <w:p>
-            <w:pPr>
-              <w:spacing w:before="40" w:after="40" w:line="288" w:lineRule="auto"/>
-            </w:pPr>
-            <w:r/>
-            <w:r>
-              <w:rPr>
-                <w:rFonts w:ascii="Microsoft YaHei" w:hAnsi="Microsoft YaHei"/>
-                <w:sz w:val="18"/>
-              </w:rPr>
-              <w:t>紧贴</w:t>
-            </w:r>
-          </w:p>
-        </w:tc>
-        <w:tc>
-          <w:tcPr>
-            <w:tcW w:type="dxa" w:w="3022"/>
-            <w:shd w:fill="F8F9FA" w:val="clear"/>
-          </w:tcPr>
-          <w:p>
-            <w:pPr>
-              <w:spacing w:before="40" w:after="40" w:line="288" w:lineRule="auto"/>
-            </w:pPr>
-            <w:r/>
-            <w:r>
-              <w:rPr>
-                <w:rFonts w:ascii="Microsoft YaHei" w:hAnsi="Microsoft YaHei"/>
-                <w:sz w:val="18"/>
-              </w:rPr>
-              <w:t>—</w:t>
-            </w:r>
-          </w:p>
-        </w:tc>
-      </w:tr>
-      <w:tr>
-        <w:tc>
-          <w:tcPr>
-            <w:tcW w:type="dxa" w:w="3022"/>
-          </w:tcPr>
-          <w:p>
-            <w:pPr>
-              <w:spacing w:before="40" w:after="40" w:line="288" w:lineRule="auto"/>
-            </w:pPr>
-            <w:r/>
-            <w:r>
-              <w:rPr>
-                <w:rFonts w:ascii="Microsoft YaHei" w:hAnsi="Microsoft YaHei"/>
-                <w:sz w:val="18"/>
-              </w:rPr>
-              <w:t>布林带下轨（4.61）</w:t>
-            </w:r>
-          </w:p>
-        </w:tc>
-        <w:tc>
-          <w:tcPr>
-            <w:tcW w:type="dxa" w:w="3022"/>
-          </w:tcPr>
-          <w:p>
-            <w:pPr>
-              <w:spacing w:before="40" w:after="40" w:line="288" w:lineRule="auto"/>
-            </w:pPr>
-            <w:r/>
-            <w:r>
-              <w:rPr>
-                <w:rFonts w:ascii="Microsoft YaHei" w:hAnsi="Microsoft YaHei"/>
-                <w:sz w:val="18"/>
-              </w:rPr>
-              <w:t>远上方</w:t>
-            </w:r>
-          </w:p>
-        </w:tc>
-        <w:tc>
-          <w:tcPr>
-            <w:tcW w:type="dxa" w:w="3022"/>
-          </w:tcPr>
-          <w:p>
-            <w:pPr>
-              <w:spacing w:before="40" w:after="40" w:line="288" w:lineRule="auto"/>
-            </w:pPr>
-            <w:r/>
-            <w:r>
-              <w:rPr>
-                <w:rFonts w:ascii="Microsoft YaHei" w:hAnsi="Microsoft YaHei"/>
-                <w:sz w:val="18"/>
-              </w:rPr>
-              <w:t>—</w:t>
-            </w:r>
-          </w:p>
-        </w:tc>
-      </w:tr>
-    </w:tbl>
-    <w:p/>
-    <w:p>
-      <w:r>
-        <w:rPr>
-          <w:rFonts w:ascii="Microsoft YaHei" w:hAnsi="Microsoft YaHei"/>
-          <w:b/>
-          <w:color w:val="1A1A1A"/>
-        </w:rPr>
-        <w:t>技术面判断：</w:t>
-      </w:r>
-    </w:p>
-    <w:p>
-      <w:pPr>
-        <w:pStyle w:val="ListBullet"/>
-      </w:pPr>
-      <w:r>
-        <w:rPr>
-          <w:rFonts w:ascii="Microsoft YaHei" w:hAnsi="Microsoft YaHei"/>
-        </w:rPr>
-        <w:t xml:space="preserve">当前价 </w:t>
-      </w:r>
-      <w:r>
-        <w:rPr>
-          <w:rFonts w:ascii="Microsoft YaHei" w:hAnsi="Microsoft YaHei"/>
-          <w:b/>
-          <w:color w:val="1A1A1A"/>
-        </w:rPr>
-        <w:t>5.59元</w:t>
-      </w:r>
-      <w:r>
-        <w:rPr>
-          <w:rFonts w:ascii="Microsoft YaHei" w:hAnsi="Microsoft YaHei"/>
-        </w:rPr>
-        <w:t xml:space="preserve"> 已站上 </w:t>
-      </w:r>
-      <w:r>
-        <w:rPr>
-          <w:rFonts w:ascii="Microsoft YaHei" w:hAnsi="Microsoft YaHei"/>
-          <w:b/>
-          <w:color w:val="1A1A1A"/>
-        </w:rPr>
-        <w:t>MA5、MA10、MA20</w:t>
-      </w:r>
-      <w:r>
-        <w:rPr>
-          <w:rFonts w:ascii="Microsoft YaHei" w:hAnsi="Microsoft YaHei"/>
-        </w:rPr>
-        <w:t xml:space="preserve"> 全部均线，并距离MA20/中轨偏离 </w:t>
-      </w:r>
-      <w:r>
-        <w:rPr>
-          <w:rFonts w:ascii="Microsoft YaHei" w:hAnsi="Microsoft YaHei"/>
-          <w:b/>
-          <w:color w:val="1A1A1A"/>
-        </w:rPr>
-        <w:t>+9.4%</w:t>
-      </w:r>
-      <w:r>
-        <w:rPr>
-          <w:rFonts w:ascii="Microsoft YaHei" w:hAnsi="Microsoft YaHei"/>
-        </w:rPr>
-        <w:t>，呈现多头排列雏形。</w:t>
-      </w:r>
-    </w:p>
-    <w:p>
-      <w:pPr>
-        <w:pStyle w:val="ListBullet"/>
-      </w:pPr>
-      <w:r>
-        <w:rPr>
-          <w:rFonts w:ascii="Microsoft YaHei" w:hAnsi="Microsoft YaHei"/>
-        </w:rPr>
-        <w:t xml:space="preserve">盘中最高触及 </w:t>
-      </w:r>
-      <w:r>
-        <w:rPr>
-          <w:rFonts w:ascii="Microsoft YaHei" w:hAnsi="Microsoft YaHei"/>
-          <w:b/>
-          <w:color w:val="1A1A1A"/>
-        </w:rPr>
-        <w:t>5.62元</w:t>
-      </w:r>
-      <w:r>
-        <w:rPr>
-          <w:rFonts w:ascii="Microsoft YaHei" w:hAnsi="Microsoft YaHei"/>
-        </w:rPr>
-        <w:t xml:space="preserve">，恰好突破布林带上轨 </w:t>
-      </w:r>
-      <w:r>
-        <w:rPr>
-          <w:rFonts w:ascii="Microsoft YaHei" w:hAnsi="Microsoft YaHei"/>
-          <w:b/>
-          <w:color w:val="1A1A1A"/>
-        </w:rPr>
-        <w:t>5.61元</w:t>
-      </w:r>
-      <w:r>
-        <w:rPr>
-          <w:rFonts w:ascii="Microsoft YaHei" w:hAnsi="Microsoft YaHei"/>
-        </w:rPr>
-        <w:t xml:space="preserve">，目前股价 </w:t>
-      </w:r>
-      <w:r>
-        <w:rPr>
-          <w:rFonts w:ascii="Microsoft YaHei" w:hAnsi="Microsoft YaHei"/>
-          <w:b/>
-          <w:color w:val="1A1A1A"/>
-        </w:rPr>
-        <w:t>5.59元</w:t>
-      </w:r>
-      <w:r>
-        <w:rPr>
-          <w:rFonts w:ascii="Microsoft YaHei" w:hAnsi="Microsoft YaHei"/>
-        </w:rPr>
-        <w:t xml:space="preserve"> 紧贴布林上轨运行，短期存在上轨压力。</w:t>
-      </w:r>
-    </w:p>
-    <w:p>
-      <w:pPr>
-        <w:pStyle w:val="ListBullet"/>
-      </w:pPr>
-      <w:r>
-        <w:rPr>
-          <w:rFonts w:ascii="Microsoft YaHei" w:hAnsi="Microsoft YaHei"/>
-        </w:rPr>
-        <w:t>今日放量突破（量比1.81），若午后能站稳布林上轨之上，则有望打开新的上行空间；若未能有效突破，可能面临上轨承压后的技术性回调。</w:t>
-      </w:r>
-    </w:p>
-    <w:p>
-      <w:pPr>
-        <w:spacing w:before="240" w:after="240"/>
-        <w:pBdr>
-          <w:bottom w:val="single" w:sz="4" w:space="1" w:color="D0D7DE"/>
-        </w:pBdr>
-      </w:pPr>
-    </w:p>
-    <w:p>
-      <w:pPr>
-        <w:spacing w:before="360" w:after="80" w:line="288" w:lineRule="auto"/>
-        <w:pBdr>
-          <w:bottom w:val="single" w:sz="4" w:space="4" w:color="D0D7DE"/>
-        </w:pBdr>
-      </w:pPr>
-      <w:r>
-        <w:rPr>
-          <w:rFonts w:ascii="Microsoft YaHei" w:hAnsi="Microsoft YaHei"/>
-          <w:b/>
-          <w:color w:val="1A1A1A"/>
-          <w:sz w:val="28"/>
-        </w:rPr>
-        <w:t>新闻资讯</w:t>
-      </w:r>
-    </w:p>
     <w:p>
       <w:pPr>
         <w:spacing w:before="280" w:after="80" w:line="312" w:lineRule="auto"/>
@@ -2250,184 +1848,7 @@
           <w:color w:val="333333"/>
           <w:sz w:val="24"/>
         </w:rPr>
-        <w:t>重大事件解读</w:t>
-      </w:r>
-    </w:p>
-    <w:p>
-      <w:r>
-        <w:rPr>
-          <w:rFonts w:ascii="Microsoft YaHei" w:hAnsi="Microsoft YaHei"/>
-          <w:b/>
-          <w:color w:val="1A1A1A"/>
-        </w:rPr>
-        <w:t>① "擎海"压缩机组橇装装备完工交付</w:t>
-      </w:r>
-      <w:r>
-        <w:rPr>
-          <w:rFonts w:ascii="Microsoft YaHei" w:hAnsi="Microsoft YaHei"/>
-        </w:rPr>
-        <w:t>（2026-07-28）</w:t>
-      </w:r>
-    </w:p>
-    <w:p>
-      <w:r>
-        <w:rPr>
-          <w:rFonts w:ascii="Microsoft YaHei" w:hAnsi="Microsoft YaHei"/>
-        </w:rPr>
-        <w:t xml:space="preserve">海油工程宣布"擎海"系列产品压缩机组橇装装备在总装车间完工交付，该装备将用于 </w:t>
-      </w:r>
-      <w:r>
-        <w:rPr>
-          <w:rFonts w:ascii="Microsoft YaHei" w:hAnsi="Microsoft YaHei"/>
-          <w:b/>
-          <w:color w:val="1A1A1A"/>
-        </w:rPr>
-        <w:t>惠州25-4油田综合调整/惠州19-6油田5d井区开发项目</w:t>
-      </w:r>
-      <w:r>
-        <w:rPr>
-          <w:rFonts w:ascii="Microsoft YaHei" w:hAnsi="Microsoft YaHei"/>
-        </w:rPr>
-        <w:t>，是南海东部油气增储上产的关键核心装备。该订单的按期交付直接验证了公司在高端海工装备领域的制造交付能力，对后续订单获取形成正向催化。</w:t>
-      </w:r>
-    </w:p>
-    <w:p>
-      <w:r>
-        <w:rPr>
-          <w:rFonts w:ascii="Microsoft YaHei" w:hAnsi="Microsoft YaHei"/>
-          <w:b/>
-          <w:color w:val="1A1A1A"/>
-        </w:rPr>
-        <w:t>② 自主研发海底管道更换技术落地应用</w:t>
-      </w:r>
-      <w:r>
-        <w:rPr>
-          <w:rFonts w:ascii="Microsoft YaHei" w:hAnsi="Microsoft YaHei"/>
-        </w:rPr>
-        <w:t>（2026-07-29）</w:t>
-      </w:r>
-    </w:p>
-    <w:p>
-      <w:r>
-        <w:rPr>
-          <w:rFonts w:ascii="Microsoft YaHei" w:hAnsi="Microsoft YaHei"/>
-        </w:rPr>
-        <w:t xml:space="preserve">公司自主研发的一体化海底管道更换技术已在 </w:t>
-      </w:r>
-      <w:r>
-        <w:rPr>
-          <w:rFonts w:ascii="Microsoft YaHei" w:hAnsi="Microsoft YaHei"/>
-          <w:b/>
-          <w:color w:val="1A1A1A"/>
-        </w:rPr>
-        <w:t>渤海油田</w:t>
-      </w:r>
-      <w:r>
-        <w:rPr>
-          <w:rFonts w:ascii="Microsoft YaHei" w:hAnsi="Microsoft YaHei"/>
-        </w:rPr>
-        <w:t xml:space="preserve"> 多个项目中成功应用。该技术集"精准铺管+双吊安装+隔离试压"于一体，较传统作业模式大幅缩短施工周期、降低安全风险。技术创新能力的持续输出，有助于巩固公司在中国海洋工程领域的龙头地位。</w:t>
-      </w:r>
-    </w:p>
-    <w:p>
-      <w:r>
-        <w:rPr>
-          <w:rFonts w:ascii="Microsoft YaHei" w:hAnsi="Microsoft YaHei"/>
-          <w:b/>
-          <w:color w:val="1A1A1A"/>
-        </w:rPr>
-        <w:t>③ 融资余额连续增长</w:t>
-      </w:r>
-    </w:p>
-    <w:p>
-      <w:r>
-        <w:rPr>
-          <w:rFonts w:ascii="Microsoft YaHei" w:hAnsi="Microsoft YaHei"/>
-        </w:rPr>
-        <w:t xml:space="preserve">融资余额达到 </w:t>
-      </w:r>
-      <w:r>
-        <w:rPr>
-          <w:rFonts w:ascii="Microsoft YaHei" w:hAnsi="Microsoft YaHei"/>
-          <w:b/>
-          <w:color w:val="1A1A1A"/>
-        </w:rPr>
-        <w:t>9.52亿元</w:t>
-      </w:r>
-      <w:r>
-        <w:rPr>
-          <w:rFonts w:ascii="Microsoft YaHei" w:hAnsi="Microsoft YaHei"/>
-        </w:rPr>
-        <w:t xml:space="preserve">，融资净买入 </w:t>
-      </w:r>
-      <w:r>
-        <w:rPr>
-          <w:rFonts w:ascii="Microsoft YaHei" w:hAnsi="Microsoft YaHei"/>
-          <w:b/>
-          <w:color w:val="1A1A1A"/>
-        </w:rPr>
-        <w:t>346.2万元</w:t>
-      </w:r>
-      <w:r>
-        <w:rPr>
-          <w:rFonts w:ascii="Microsoft YaHei" w:hAnsi="Microsoft YaHei"/>
-        </w:rPr>
-        <w:t>，显示杠杆资金持续看好。</w:t>
-      </w:r>
-    </w:p>
-    <w:p>
-      <w:r>
-        <w:rPr>
-          <w:rFonts w:ascii="Microsoft YaHei" w:hAnsi="Microsoft YaHei"/>
-          <w:b/>
-          <w:color w:val="1A1A1A"/>
-        </w:rPr>
-        <w:t>综合评价</w:t>
-      </w:r>
-      <w:r>
-        <w:rPr>
-          <w:rFonts w:ascii="Microsoft YaHei" w:hAnsi="Microsoft YaHei"/>
-        </w:rPr>
-        <w:t xml:space="preserve">：上述两条产业新闻均指向公司 </w:t>
-      </w:r>
-      <w:r>
-        <w:rPr>
-          <w:rFonts w:ascii="Microsoft YaHei" w:hAnsi="Microsoft YaHei"/>
-          <w:b/>
-          <w:color w:val="1A1A1A"/>
-        </w:rPr>
-        <w:t>在手项目顺利推进、技术创新持续突破</w:t>
-      </w:r>
-      <w:r>
-        <w:rPr>
-          <w:rFonts w:ascii="Microsoft YaHei" w:hAnsi="Microsoft YaHei"/>
-        </w:rPr>
-        <w:t>，叠加能源板块当日整体走强，构成了今日股价放量上攻的催化剂。</w:t>
-      </w:r>
-    </w:p>
-    <w:p>
-      <w:pPr>
-        <w:spacing w:before="240" w:after="240"/>
-        <w:pBdr>
-          <w:bottom w:val="single" w:sz="4" w:space="1" w:color="D0D7DE"/>
-        </w:pBdr>
-      </w:pPr>
-    </w:p>
-    <w:p>
-      <w:pPr>
-        <w:spacing w:before="360" w:after="80" w:line="288" w:lineRule="auto"/>
-        <w:pBdr>
-          <w:bottom w:val="single" w:sz="4" w:space="4" w:color="D0D7DE"/>
-        </w:pBdr>
-      </w:pPr>
-      <w:r>
-        <w:rPr>
-          <w:rFonts w:ascii="Microsoft YaHei" w:hAnsi="Microsoft YaHei"/>
-          <w:b/>
-          <w:color w:val="1A1A1A"/>
-          <w:sz w:val="28"/>
-        </w:rPr>
-        <w:t>板块关联</w:t>
+        <w:t>均线位置</w:t>
       </w:r>
     </w:p>
     <w:tbl>
@@ -2462,7 +1883,740 @@
                 <w:color w:val="1A1A1A"/>
                 <w:sz w:val="18"/>
               </w:rPr>
-              <w:t>板块名称</w:t>
+              <w:t>均线</w:t>
+            </w:r>
+          </w:p>
+        </w:tc>
+        <w:tc>
+          <w:tcPr>
+            <w:tcW w:type="dxa" w:w="2266"/>
+            <w:shd w:fill="F6F8FA" w:val="clear"/>
+          </w:tcPr>
+          <w:p>
+            <w:pPr>
+              <w:spacing w:before="40" w:after="40" w:line="288" w:lineRule="auto"/>
+            </w:pPr>
+            <w:r/>
+            <w:r>
+              <w:rPr>
+                <w:rFonts w:ascii="Microsoft YaHei" w:hAnsi="Microsoft YaHei"/>
+                <w:b/>
+                <w:color w:val="1A1A1A"/>
+                <w:sz w:val="18"/>
+              </w:rPr>
+              <w:t>价格</w:t>
+            </w:r>
+          </w:p>
+        </w:tc>
+        <w:tc>
+          <w:tcPr>
+            <w:tcW w:type="dxa" w:w="2266"/>
+            <w:shd w:fill="F6F8FA" w:val="clear"/>
+          </w:tcPr>
+          <w:p>
+            <w:pPr>
+              <w:spacing w:before="40" w:after="40" w:line="288" w:lineRule="auto"/>
+            </w:pPr>
+            <w:r/>
+            <w:r>
+              <w:rPr>
+                <w:rFonts w:ascii="Microsoft YaHei" w:hAnsi="Microsoft YaHei"/>
+                <w:b/>
+                <w:color w:val="1A1A1A"/>
+                <w:sz w:val="18"/>
+              </w:rPr>
+              <w:t>当前位置</w:t>
+            </w:r>
+          </w:p>
+        </w:tc>
+        <w:tc>
+          <w:tcPr>
+            <w:tcW w:type="dxa" w:w="2266"/>
+            <w:shd w:fill="F6F8FA" w:val="clear"/>
+          </w:tcPr>
+          <w:p>
+            <w:pPr>
+              <w:spacing w:before="40" w:after="40" w:line="288" w:lineRule="auto"/>
+            </w:pPr>
+            <w:r/>
+            <w:r>
+              <w:rPr>
+                <w:rFonts w:ascii="Microsoft YaHei" w:hAnsi="Microsoft YaHei"/>
+                <w:b/>
+                <w:color w:val="1A1A1A"/>
+                <w:sz w:val="18"/>
+              </w:rPr>
+              <w:t>偏离度</w:t>
+            </w:r>
+          </w:p>
+        </w:tc>
+      </w:tr>
+      <w:tr>
+        <w:tc>
+          <w:tcPr>
+            <w:tcW w:type="dxa" w:w="2266"/>
+          </w:tcPr>
+          <w:p>
+            <w:pPr>
+              <w:spacing w:before="40" w:after="40" w:line="288" w:lineRule="auto"/>
+            </w:pPr>
+            <w:r/>
+            <w:r>
+              <w:rPr>
+                <w:rFonts w:ascii="Microsoft YaHei" w:hAnsi="Microsoft YaHei"/>
+                <w:sz w:val="18"/>
+              </w:rPr>
+              <w:t>MA5</w:t>
+            </w:r>
+          </w:p>
+        </w:tc>
+        <w:tc>
+          <w:tcPr>
+            <w:tcW w:type="dxa" w:w="2266"/>
+          </w:tcPr>
+          <w:p>
+            <w:pPr>
+              <w:spacing w:before="40" w:after="40" w:line="288" w:lineRule="auto"/>
+            </w:pPr>
+            <w:r/>
+            <w:r>
+              <w:rPr>
+                <w:rFonts w:ascii="Microsoft YaHei" w:hAnsi="Microsoft YaHei"/>
+                <w:sz w:val="18"/>
+              </w:rPr>
+              <w:t>5.47 元</w:t>
+            </w:r>
+          </w:p>
+        </w:tc>
+        <w:tc>
+          <w:tcPr>
+            <w:tcW w:type="dxa" w:w="2266"/>
+          </w:tcPr>
+          <w:p>
+            <w:pPr>
+              <w:spacing w:before="40" w:after="40" w:line="288" w:lineRule="auto"/>
+            </w:pPr>
+            <w:r/>
+            <w:r>
+              <w:rPr>
+                <w:rFonts w:ascii="Microsoft YaHei" w:hAnsi="Microsoft YaHei"/>
+                <w:sz w:val="18"/>
+              </w:rPr>
+              <w:t>上方</w:t>
+            </w:r>
+          </w:p>
+        </w:tc>
+        <w:tc>
+          <w:tcPr>
+            <w:tcW w:type="dxa" w:w="2266"/>
+          </w:tcPr>
+          <w:p>
+            <w:pPr>
+              <w:spacing w:before="40" w:after="40" w:line="288" w:lineRule="auto"/>
+            </w:pPr>
+            <w:r/>
+            <w:r>
+              <w:rPr>
+                <w:rFonts w:ascii="Microsoft YaHei" w:hAnsi="Microsoft YaHei"/>
+                <w:b/>
+                <w:color w:val="1A1A1A"/>
+                <w:sz w:val="18"/>
+              </w:rPr>
+              <w:t>+2.2%</w:t>
+            </w:r>
+          </w:p>
+        </w:tc>
+      </w:tr>
+      <w:tr>
+        <w:tc>
+          <w:tcPr>
+            <w:tcW w:type="dxa" w:w="2266"/>
+            <w:shd w:fill="F8F9FA" w:val="clear"/>
+          </w:tcPr>
+          <w:p>
+            <w:pPr>
+              <w:spacing w:before="40" w:after="40" w:line="288" w:lineRule="auto"/>
+            </w:pPr>
+            <w:r/>
+            <w:r>
+              <w:rPr>
+                <w:rFonts w:ascii="Microsoft YaHei" w:hAnsi="Microsoft YaHei"/>
+                <w:sz w:val="18"/>
+              </w:rPr>
+              <w:t>MA10</w:t>
+            </w:r>
+          </w:p>
+        </w:tc>
+        <w:tc>
+          <w:tcPr>
+            <w:tcW w:type="dxa" w:w="2266"/>
+            <w:shd w:fill="F8F9FA" w:val="clear"/>
+          </w:tcPr>
+          <w:p>
+            <w:pPr>
+              <w:spacing w:before="40" w:after="40" w:line="288" w:lineRule="auto"/>
+            </w:pPr>
+            <w:r/>
+            <w:r>
+              <w:rPr>
+                <w:rFonts w:ascii="Microsoft YaHei" w:hAnsi="Microsoft YaHei"/>
+                <w:sz w:val="18"/>
+              </w:rPr>
+              <w:t>5.31 元</w:t>
+            </w:r>
+          </w:p>
+        </w:tc>
+        <w:tc>
+          <w:tcPr>
+            <w:tcW w:type="dxa" w:w="2266"/>
+            <w:shd w:fill="F8F9FA" w:val="clear"/>
+          </w:tcPr>
+          <w:p>
+            <w:pPr>
+              <w:spacing w:before="40" w:after="40" w:line="288" w:lineRule="auto"/>
+            </w:pPr>
+            <w:r/>
+            <w:r>
+              <w:rPr>
+                <w:rFonts w:ascii="Microsoft YaHei" w:hAnsi="Microsoft YaHei"/>
+                <w:sz w:val="18"/>
+              </w:rPr>
+              <w:t>上方</w:t>
+            </w:r>
+          </w:p>
+        </w:tc>
+        <w:tc>
+          <w:tcPr>
+            <w:tcW w:type="dxa" w:w="2266"/>
+            <w:shd w:fill="F8F9FA" w:val="clear"/>
+          </w:tcPr>
+          <w:p>
+            <w:pPr>
+              <w:spacing w:before="40" w:after="40" w:line="288" w:lineRule="auto"/>
+            </w:pPr>
+            <w:r/>
+            <w:r>
+              <w:rPr>
+                <w:rFonts w:ascii="Microsoft YaHei" w:hAnsi="Microsoft YaHei"/>
+                <w:b/>
+                <w:color w:val="1A1A1A"/>
+                <w:sz w:val="18"/>
+              </w:rPr>
+              <w:t>+5.3%</w:t>
+            </w:r>
+          </w:p>
+        </w:tc>
+      </w:tr>
+      <w:tr>
+        <w:tc>
+          <w:tcPr>
+            <w:tcW w:type="dxa" w:w="2266"/>
+          </w:tcPr>
+          <w:p>
+            <w:pPr>
+              <w:spacing w:before="40" w:after="40" w:line="288" w:lineRule="auto"/>
+            </w:pPr>
+            <w:r/>
+            <w:r>
+              <w:rPr>
+                <w:rFonts w:ascii="Microsoft YaHei" w:hAnsi="Microsoft YaHei"/>
+                <w:sz w:val="18"/>
+              </w:rPr>
+              <w:t>MA20（布林中轨）</w:t>
+            </w:r>
+          </w:p>
+        </w:tc>
+        <w:tc>
+          <w:tcPr>
+            <w:tcW w:type="dxa" w:w="2266"/>
+          </w:tcPr>
+          <w:p>
+            <w:pPr>
+              <w:spacing w:before="40" w:after="40" w:line="288" w:lineRule="auto"/>
+            </w:pPr>
+            <w:r/>
+            <w:r>
+              <w:rPr>
+                <w:rFonts w:ascii="Microsoft YaHei" w:hAnsi="Microsoft YaHei"/>
+                <w:sz w:val="18"/>
+              </w:rPr>
+              <w:t>5.11 元</w:t>
+            </w:r>
+          </w:p>
+        </w:tc>
+        <w:tc>
+          <w:tcPr>
+            <w:tcW w:type="dxa" w:w="2266"/>
+          </w:tcPr>
+          <w:p>
+            <w:pPr>
+              <w:spacing w:before="40" w:after="40" w:line="288" w:lineRule="auto"/>
+            </w:pPr>
+            <w:r/>
+            <w:r>
+              <w:rPr>
+                <w:rFonts w:ascii="Microsoft YaHei" w:hAnsi="Microsoft YaHei"/>
+                <w:sz w:val="18"/>
+              </w:rPr>
+              <w:t>上方</w:t>
+            </w:r>
+          </w:p>
+        </w:tc>
+        <w:tc>
+          <w:tcPr>
+            <w:tcW w:type="dxa" w:w="2266"/>
+          </w:tcPr>
+          <w:p>
+            <w:pPr>
+              <w:spacing w:before="40" w:after="40" w:line="288" w:lineRule="auto"/>
+            </w:pPr>
+            <w:r/>
+            <w:r>
+              <w:rPr>
+                <w:rFonts w:ascii="Microsoft YaHei" w:hAnsi="Microsoft YaHei"/>
+                <w:b/>
+                <w:color w:val="1A1A1A"/>
+                <w:sz w:val="18"/>
+              </w:rPr>
+              <w:t>+9.4%</w:t>
+            </w:r>
+          </w:p>
+        </w:tc>
+      </w:tr>
+      <w:tr>
+        <w:tc>
+          <w:tcPr>
+            <w:tcW w:type="dxa" w:w="2266"/>
+            <w:shd w:fill="F8F9FA" w:val="clear"/>
+          </w:tcPr>
+          <w:p>
+            <w:pPr>
+              <w:spacing w:before="40" w:after="40" w:line="288" w:lineRule="auto"/>
+            </w:pPr>
+            <w:r/>
+            <w:r>
+              <w:rPr>
+                <w:rFonts w:ascii="Microsoft YaHei" w:hAnsi="Microsoft YaHei"/>
+                <w:sz w:val="18"/>
+              </w:rPr>
+              <w:t>布林带上轨</w:t>
+            </w:r>
+          </w:p>
+        </w:tc>
+        <w:tc>
+          <w:tcPr>
+            <w:tcW w:type="dxa" w:w="2266"/>
+            <w:shd w:fill="F8F9FA" w:val="clear"/>
+          </w:tcPr>
+          <w:p>
+            <w:pPr>
+              <w:spacing w:before="40" w:after="40" w:line="288" w:lineRule="auto"/>
+            </w:pPr>
+            <w:r/>
+            <w:r>
+              <w:rPr>
+                <w:rFonts w:ascii="Microsoft YaHei" w:hAnsi="Microsoft YaHei"/>
+                <w:b/>
+                <w:color w:val="1A1A1A"/>
+                <w:sz w:val="18"/>
+              </w:rPr>
+              <w:t>5.61 元</w:t>
+            </w:r>
+          </w:p>
+        </w:tc>
+        <w:tc>
+          <w:tcPr>
+            <w:tcW w:type="dxa" w:w="2266"/>
+            <w:shd w:fill="F8F9FA" w:val="clear"/>
+          </w:tcPr>
+          <w:p>
+            <w:pPr>
+              <w:spacing w:before="40" w:after="40" w:line="288" w:lineRule="auto"/>
+            </w:pPr>
+            <w:r/>
+            <w:r>
+              <w:rPr>
+                <w:rFonts w:ascii="Microsoft YaHei" w:hAnsi="Microsoft YaHei"/>
+                <w:b/>
+                <w:color w:val="1A1A1A"/>
+                <w:sz w:val="18"/>
+              </w:rPr>
+              <w:t>触及</w:t>
+            </w:r>
+          </w:p>
+        </w:tc>
+        <w:tc>
+          <w:tcPr>
+            <w:tcW w:type="dxa" w:w="2266"/>
+            <w:shd w:fill="F8F9FA" w:val="clear"/>
+          </w:tcPr>
+          <w:p>
+            <w:pPr>
+              <w:spacing w:before="40" w:after="40" w:line="288" w:lineRule="auto"/>
+            </w:pPr>
+            <w:r/>
+            <w:r>
+              <w:rPr>
+                <w:rFonts w:ascii="Microsoft YaHei" w:hAnsi="Microsoft YaHei"/>
+                <w:sz w:val="18"/>
+              </w:rPr>
+              <w:t>—</w:t>
+            </w:r>
+          </w:p>
+        </w:tc>
+      </w:tr>
+      <w:tr>
+        <w:tc>
+          <w:tcPr>
+            <w:tcW w:type="dxa" w:w="2266"/>
+          </w:tcPr>
+          <w:p>
+            <w:pPr>
+              <w:spacing w:before="40" w:after="40" w:line="288" w:lineRule="auto"/>
+            </w:pPr>
+            <w:r/>
+            <w:r>
+              <w:rPr>
+                <w:rFonts w:ascii="Microsoft YaHei" w:hAnsi="Microsoft YaHei"/>
+                <w:sz w:val="18"/>
+              </w:rPr>
+              <w:t>布林带下轨</w:t>
+            </w:r>
+          </w:p>
+        </w:tc>
+        <w:tc>
+          <w:tcPr>
+            <w:tcW w:type="dxa" w:w="2266"/>
+          </w:tcPr>
+          <w:p>
+            <w:pPr>
+              <w:spacing w:before="40" w:after="40" w:line="288" w:lineRule="auto"/>
+            </w:pPr>
+            <w:r/>
+            <w:r>
+              <w:rPr>
+                <w:rFonts w:ascii="Microsoft YaHei" w:hAnsi="Microsoft YaHei"/>
+                <w:sz w:val="18"/>
+              </w:rPr>
+              <w:t>4.61 元</w:t>
+            </w:r>
+          </w:p>
+        </w:tc>
+        <w:tc>
+          <w:tcPr>
+            <w:tcW w:type="dxa" w:w="2266"/>
+          </w:tcPr>
+          <w:p>
+            <w:pPr>
+              <w:spacing w:before="40" w:after="40" w:line="288" w:lineRule="auto"/>
+            </w:pPr>
+            <w:r/>
+            <w:r>
+              <w:rPr>
+                <w:rFonts w:ascii="Microsoft YaHei" w:hAnsi="Microsoft YaHei"/>
+                <w:sz w:val="18"/>
+              </w:rPr>
+              <w:t>远上方</w:t>
+            </w:r>
+          </w:p>
+        </w:tc>
+        <w:tc>
+          <w:tcPr>
+            <w:tcW w:type="dxa" w:w="2266"/>
+          </w:tcPr>
+          <w:p>
+            <w:pPr>
+              <w:spacing w:before="40" w:after="40" w:line="288" w:lineRule="auto"/>
+            </w:pPr>
+            <w:r/>
+            <w:r>
+              <w:rPr>
+                <w:rFonts w:ascii="Microsoft YaHei" w:hAnsi="Microsoft YaHei"/>
+                <w:sz w:val="18"/>
+              </w:rPr>
+              <w:t>—</w:t>
+            </w:r>
+          </w:p>
+        </w:tc>
+      </w:tr>
+    </w:tbl>
+    <w:p/>
+    <w:p>
+      <w:pPr>
+        <w:spacing w:before="280" w:after="80" w:line="312" w:lineRule="auto"/>
+      </w:pPr>
+      <w:r>
+        <w:rPr>
+          <w:rFonts w:ascii="Microsoft YaHei" w:hAnsi="Microsoft YaHei"/>
+          <w:b/>
+          <w:color w:val="333333"/>
+          <w:sz w:val="24"/>
+        </w:rPr>
+        <w:t>技术研判</w:t>
+      </w:r>
+    </w:p>
+    <w:p>
+      <w:pPr>
+        <w:pStyle w:val="ListBullet"/>
+      </w:pPr>
+      <w:r>
+        <w:rPr>
+          <w:rFonts w:ascii="Microsoft YaHei" w:hAnsi="Microsoft YaHei"/>
+          <w:b/>
+          <w:color w:val="1A1A1A"/>
+        </w:rPr>
+        <w:t>多头排列确立</w:t>
+      </w:r>
+      <w:r>
+        <w:rPr>
+          <w:rFonts w:ascii="Microsoft YaHei" w:hAnsi="Microsoft YaHei"/>
+        </w:rPr>
+        <w:t xml:space="preserve">：当前价格 </w:t>
+      </w:r>
+      <w:r>
+        <w:rPr>
+          <w:rFonts w:ascii="Microsoft YaHei" w:hAnsi="Microsoft YaHei"/>
+          <w:b/>
+          <w:color w:val="1A1A1A"/>
+        </w:rPr>
+        <w:t>5.59 元</w:t>
+      </w:r>
+      <w:r>
+        <w:rPr>
+          <w:rFonts w:ascii="Microsoft YaHei" w:hAnsi="Microsoft YaHei"/>
+        </w:rPr>
+        <w:t xml:space="preserve"> 已站稳 MA5（5.47）、MA10（5.31）、MA20（5.11）三条均线上方，短期均线呈多头发散态势。</w:t>
+      </w:r>
+    </w:p>
+    <w:p>
+      <w:pPr>
+        <w:pStyle w:val="ListBullet"/>
+      </w:pPr>
+      <w:r>
+        <w:rPr>
+          <w:rFonts w:ascii="Microsoft YaHei" w:hAnsi="Microsoft YaHei"/>
+          <w:b/>
+          <w:color w:val="1A1A1A"/>
+        </w:rPr>
+        <w:t>触及布林上轨</w:t>
+      </w:r>
+      <w:r>
+        <w:rPr>
+          <w:rFonts w:ascii="Microsoft YaHei" w:hAnsi="Microsoft YaHei"/>
+        </w:rPr>
+        <w:t xml:space="preserve">：股价已运行至布林带上轨 </w:t>
+      </w:r>
+      <w:r>
+        <w:rPr>
+          <w:rFonts w:ascii="Microsoft YaHei" w:hAnsi="Microsoft YaHei"/>
+          <w:b/>
+          <w:color w:val="1A1A1A"/>
+        </w:rPr>
+        <w:t>5.61 元</w:t>
+      </w:r>
+      <w:r>
+        <w:rPr>
+          <w:rFonts w:ascii="Microsoft YaHei" w:hAnsi="Microsoft YaHei"/>
+        </w:rPr>
+        <w:t xml:space="preserve"> 附近，盘中最高 5.62 元一度小幅刺穿上轨。上轨突破的有效性需观察午后是否能站稳，若持续在 </w:t>
+      </w:r>
+      <w:r>
+        <w:rPr>
+          <w:rFonts w:ascii="Microsoft YaHei" w:hAnsi="Microsoft YaHei"/>
+          <w:b/>
+          <w:color w:val="1A1A1A"/>
+        </w:rPr>
+        <w:t>5.61 元以上</w:t>
+      </w:r>
+      <w:r>
+        <w:rPr>
+          <w:rFonts w:ascii="Microsoft YaHei" w:hAnsi="Microsoft YaHei"/>
+        </w:rPr>
+        <w:t>运行，则有望打开上行空间。</w:t>
+      </w:r>
+    </w:p>
+    <w:p>
+      <w:pPr>
+        <w:pStyle w:val="ListBullet"/>
+      </w:pPr>
+      <w:r>
+        <w:rPr>
+          <w:rFonts w:ascii="Microsoft YaHei" w:hAnsi="Microsoft YaHei"/>
+          <w:b/>
+          <w:color w:val="1A1A1A"/>
+        </w:rPr>
+        <w:t>偏离度适中</w:t>
+      </w:r>
+      <w:r>
+        <w:rPr>
+          <w:rFonts w:ascii="Microsoft YaHei" w:hAnsi="Microsoft YaHei"/>
+        </w:rPr>
+        <w:t xml:space="preserve">：当前价格距 MA20 偏离 </w:t>
+      </w:r>
+      <w:r>
+        <w:rPr>
+          <w:rFonts w:ascii="Microsoft YaHei" w:hAnsi="Microsoft YaHei"/>
+          <w:b/>
+          <w:color w:val="1A1A1A"/>
+        </w:rPr>
+        <w:t>+9.4%</w:t>
+      </w:r>
+      <w:r>
+        <w:rPr>
+          <w:rFonts w:ascii="Microsoft YaHei" w:hAnsi="Microsoft YaHei"/>
+        </w:rPr>
+        <w:t>，尚未进入极端超买区间，短期仍有上行余地，但需警惕上轨附近的短线获利回吐压力。</w:t>
+      </w:r>
+    </w:p>
+    <w:p>
+      <w:pPr>
+        <w:spacing w:before="240" w:after="240"/>
+        <w:pBdr>
+          <w:bottom w:val="single" w:sz="4" w:space="1" w:color="D0D7DE"/>
+        </w:pBdr>
+      </w:pPr>
+    </w:p>
+    <w:p>
+      <w:pPr>
+        <w:spacing w:before="360" w:after="80" w:line="288" w:lineRule="auto"/>
+        <w:pBdr>
+          <w:bottom w:val="single" w:sz="4" w:space="4" w:color="D0D7DE"/>
+        </w:pBdr>
+      </w:pPr>
+      <w:r>
+        <w:rPr>
+          <w:rFonts w:ascii="Microsoft YaHei" w:hAnsi="Microsoft YaHei"/>
+          <w:b/>
+          <w:color w:val="1A1A1A"/>
+          <w:sz w:val="28"/>
+        </w:rPr>
+        <w:t>新闻资讯</w:t>
+      </w:r>
+    </w:p>
+    <w:p>
+      <w:r>
+        <w:rPr>
+          <w:rFonts w:ascii="Microsoft YaHei" w:hAnsi="Microsoft YaHei"/>
+        </w:rPr>
+        <w:t>&gt; 今日未检索到与海油工程直接相关的最新新闻、公告或互动问答信息，各资讯源均未提供有效数据。</w:t>
+      </w:r>
+    </w:p>
+    <w:p>
+      <w:r>
+        <w:rPr>
+          <w:rFonts w:ascii="Microsoft YaHei" w:hAnsi="Microsoft YaHei"/>
+          <w:b/>
+          <w:color w:val="1A1A1A"/>
+        </w:rPr>
+        <w:t>分析说明</w:t>
+      </w:r>
+      <w:r>
+        <w:rPr>
+          <w:rFonts w:ascii="Microsoft YaHei" w:hAnsi="Microsoft YaHei"/>
+        </w:rPr>
+        <w:t xml:space="preserve">：在无增量消息驱动的情况下，今日的放量大涨更多依赖 </w:t>
+      </w:r>
+      <w:r>
+        <w:rPr>
+          <w:rFonts w:ascii="Microsoft YaHei" w:hAnsi="Microsoft YaHei"/>
+          <w:b/>
+          <w:color w:val="1A1A1A"/>
+        </w:rPr>
+        <w:t>板块联动效应</w:t>
+      </w:r>
+      <w:r>
+        <w:rPr>
+          <w:rFonts w:ascii="Microsoft YaHei" w:hAnsi="Microsoft YaHei"/>
+        </w:rPr>
+        <w:t xml:space="preserve"> 和 </w:t>
+      </w:r>
+      <w:r>
+        <w:rPr>
+          <w:rFonts w:ascii="Microsoft YaHei" w:hAnsi="Microsoft YaHei"/>
+          <w:b/>
+          <w:color w:val="1A1A1A"/>
+        </w:rPr>
+        <w:t>市场情绪共振</w:t>
+      </w:r>
+      <w:r>
+        <w:rPr>
+          <w:rFonts w:ascii="Microsoft YaHei" w:hAnsi="Microsoft YaHei"/>
+        </w:rPr>
+        <w:t>。能源板块整体走强（+2.62%），板块内通源石油（+16.41%）、潜能恒信（+11.68%）、山东墨龙（+10.01%）等个股领涨，海油工程作为能源服务板块中市值较大的标的，受到板块资金的辐射效应驱动。</w:t>
+      </w:r>
+    </w:p>
+    <w:p>
+      <w:pPr>
+        <w:spacing w:before="240" w:after="240"/>
+        <w:pBdr>
+          <w:bottom w:val="single" w:sz="4" w:space="1" w:color="D0D7DE"/>
+        </w:pBdr>
+      </w:pPr>
+    </w:p>
+    <w:p>
+      <w:pPr>
+        <w:spacing w:before="360" w:after="80" w:line="288" w:lineRule="auto"/>
+        <w:pBdr>
+          <w:bottom w:val="single" w:sz="4" w:space="4" w:color="D0D7DE"/>
+        </w:pBdr>
+      </w:pPr>
+      <w:r>
+        <w:rPr>
+          <w:rFonts w:ascii="Microsoft YaHei" w:hAnsi="Microsoft YaHei"/>
+          <w:b/>
+          <w:color w:val="1A1A1A"/>
+          <w:sz w:val="28"/>
+        </w:rPr>
+        <w:t>板块关联</w:t>
+      </w:r>
+    </w:p>
+    <w:p>
+      <w:pPr>
+        <w:spacing w:before="280" w:after="80" w:line="312" w:lineRule="auto"/>
+      </w:pPr>
+      <w:r>
+        <w:rPr>
+          <w:rFonts w:ascii="Microsoft YaHei" w:hAnsi="Microsoft YaHei"/>
+          <w:b/>
+          <w:color w:val="333333"/>
+          <w:sz w:val="24"/>
+        </w:rPr>
+        <w:t>所属板块表现</w:t>
+      </w:r>
+    </w:p>
+    <w:tbl>
+      <w:tblPr>
+        <w:tblStyle w:val="TableGrid"/>
+        <w:tblW w:type="auto" w:w="0"/>
+        <w:jc w:val="center"/>
+        <w:tblLayout w:type="autofit"/>
+        <w:tblLook w:firstColumn="1" w:firstRow="1" w:lastColumn="0" w:lastRow="0" w:noHBand="0" w:noVBand="1" w:val="04A0"/>
+      </w:tblPr>
+      <w:tblGrid>
+        <w:gridCol w:w="2266"/>
+        <w:gridCol w:w="2266"/>
+        <w:gridCol w:w="2266"/>
+        <w:gridCol w:w="2266"/>
+      </w:tblGrid>
+      <w:tr>
+        <w:tc>
+          <w:tcPr>
+            <w:tcW w:type="dxa" w:w="2266"/>
+            <w:shd w:fill="F6F8FA" w:val="clear"/>
+          </w:tcPr>
+          <w:p>
+            <w:pPr>
+              <w:spacing w:before="40" w:after="40" w:line="288" w:lineRule="auto"/>
+            </w:pPr>
+            <w:r/>
+            <w:r>
+              <w:rPr>
+                <w:rFonts w:ascii="Microsoft YaHei" w:hAnsi="Microsoft YaHei"/>
+                <w:b/>
+                <w:color w:val="1A1A1A"/>
+                <w:sz w:val="18"/>
+              </w:rPr>
+              <w:t>板块</w:t>
             </w:r>
           </w:p>
         </w:tc>
@@ -2504,7 +2658,7 @@
                 <w:color w:val="1A1A1A"/>
                 <w:sz w:val="18"/>
               </w:rPr>
-              <w:t>全市场排名</w:t>
+              <w:t>板块排名</w:t>
             </w:r>
           </w:p>
         </w:tc>
@@ -2525,7 +2679,7 @@
                 <w:color w:val="1A1A1A"/>
                 <w:sz w:val="18"/>
               </w:rPr>
-              <w:t>该股板块内排名</w:t>
+              <w:t>个股板块内排名</w:t>
             </w:r>
           </w:p>
         </w:tc>
@@ -2543,11 +2697,9 @@
             <w:r>
               <w:rPr>
                 <w:rFonts w:ascii="Microsoft YaHei" w:hAnsi="Microsoft YaHei"/>
-                <w:b/>
-                <w:color w:val="1A1A1A"/>
                 <w:sz w:val="18"/>
               </w:rPr>
-              <w:t>能源(A股)</w:t>
+              <w:t>能源（A股）</w:t>
             </w:r>
           </w:p>
         </w:tc>
@@ -2601,8 +2753,6 @@
             <w:r>
               <w:rPr>
                 <w:rFonts w:ascii="Microsoft YaHei" w:hAnsi="Microsoft YaHei"/>
-                <w:b/>
-                <w:color w:val="1A1A1A"/>
                 <w:sz w:val="18"/>
               </w:rPr>
               <w:t>31/83</w:t>
@@ -2626,7 +2776,7 @@
                 <w:rFonts w:ascii="Microsoft YaHei" w:hAnsi="Microsoft YaHei"/>
                 <w:sz w:val="18"/>
               </w:rPr>
-              <w:t>能源设备与服务(A股)</w:t>
+              <w:t>能源设备与服务</w:t>
             </w:r>
           </w:p>
         </w:tc>
@@ -2643,6 +2793,8 @@
             <w:r>
               <w:rPr>
                 <w:rFonts w:ascii="Microsoft YaHei" w:hAnsi="Microsoft YaHei"/>
+                <w:b/>
+                <w:color w:val="1A1A1A"/>
                 <w:sz w:val="18"/>
               </w:rPr>
               <w:t>+1.92%</w:t>
@@ -2681,8 +2833,6 @@
             <w:r>
               <w:rPr>
                 <w:rFonts w:ascii="Microsoft YaHei" w:hAnsi="Microsoft YaHei"/>
-                <w:b/>
-                <w:color w:val="1A1A1A"/>
                 <w:sz w:val="18"/>
               </w:rPr>
               <w:t>9/26</w:t>
@@ -2705,7 +2855,7 @@
                 <w:rFonts w:ascii="Microsoft YaHei" w:hAnsi="Microsoft YaHei"/>
                 <w:sz w:val="18"/>
               </w:rPr>
-              <w:t>石油天然气设备与服务(A股)</w:t>
+              <w:t>石油天然气设备与服务</w:t>
             </w:r>
           </w:p>
         </w:tc>
@@ -2721,6 +2871,8 @@
             <w:r>
               <w:rPr>
                 <w:rFonts w:ascii="Microsoft YaHei" w:hAnsi="Microsoft YaHei"/>
+                <w:b/>
+                <w:color w:val="1A1A1A"/>
                 <w:sz w:val="18"/>
               </w:rPr>
               <w:t>+1.29%</w:t>
@@ -2757,8 +2909,6 @@
             <w:r>
               <w:rPr>
                 <w:rFonts w:ascii="Microsoft YaHei" w:hAnsi="Microsoft YaHei"/>
-                <w:b/>
-                <w:color w:val="1A1A1A"/>
                 <w:sz w:val="18"/>
               </w:rPr>
               <w:t>6/22</w:t>
@@ -2782,7 +2932,163 @@
                 <w:rFonts w:ascii="Microsoft YaHei" w:hAnsi="Microsoft YaHei"/>
                 <w:sz w:val="18"/>
               </w:rPr>
-              <w:t>海工装备（概念）</w:t>
+              <w:t>上证380</w:t>
+            </w:r>
+          </w:p>
+        </w:tc>
+        <w:tc>
+          <w:tcPr>
+            <w:tcW w:type="dxa" w:w="2266"/>
+            <w:shd w:fill="F8F9FA" w:val="clear"/>
+          </w:tcPr>
+          <w:p>
+            <w:pPr>
+              <w:spacing w:before="40" w:after="40" w:line="288" w:lineRule="auto"/>
+            </w:pPr>
+            <w:r/>
+            <w:r>
+              <w:rPr>
+                <w:rFonts w:ascii="Microsoft YaHei" w:hAnsi="Microsoft YaHei"/>
+                <w:sz w:val="18"/>
+              </w:rPr>
+              <w:t>+0.09%</w:t>
+            </w:r>
+          </w:p>
+        </w:tc>
+        <w:tc>
+          <w:tcPr>
+            <w:tcW w:type="dxa" w:w="2266"/>
+            <w:shd w:fill="F8F9FA" w:val="clear"/>
+          </w:tcPr>
+          <w:p>
+            <w:pPr>
+              <w:spacing w:before="40" w:after="40" w:line="288" w:lineRule="auto"/>
+            </w:pPr>
+            <w:r/>
+            <w:r>
+              <w:rPr>
+                <w:rFonts w:ascii="Microsoft YaHei" w:hAnsi="Microsoft YaHei"/>
+                <w:sz w:val="18"/>
+              </w:rPr>
+              <w:t>211/1158</w:t>
+            </w:r>
+          </w:p>
+        </w:tc>
+        <w:tc>
+          <w:tcPr>
+            <w:tcW w:type="dxa" w:w="2266"/>
+            <w:shd w:fill="F8F9FA" w:val="clear"/>
+          </w:tcPr>
+          <w:p>
+            <w:pPr>
+              <w:spacing w:before="40" w:after="40" w:line="288" w:lineRule="auto"/>
+            </w:pPr>
+            <w:r/>
+            <w:r>
+              <w:rPr>
+                <w:rFonts w:ascii="Microsoft YaHei" w:hAnsi="Microsoft YaHei"/>
+                <w:b/>
+                <w:color w:val="1A1A1A"/>
+                <w:sz w:val="18"/>
+              </w:rPr>
+              <w:t>43/380</w:t>
+            </w:r>
+          </w:p>
+        </w:tc>
+      </w:tr>
+      <w:tr>
+        <w:tc>
+          <w:tcPr>
+            <w:tcW w:type="dxa" w:w="2266"/>
+          </w:tcPr>
+          <w:p>
+            <w:pPr>
+              <w:spacing w:before="40" w:after="40" w:line="288" w:lineRule="auto"/>
+            </w:pPr>
+            <w:r/>
+            <w:r>
+              <w:rPr>
+                <w:rFonts w:ascii="Microsoft YaHei" w:hAnsi="Microsoft YaHei"/>
+                <w:sz w:val="18"/>
+              </w:rPr>
+              <w:t>中证500</w:t>
+            </w:r>
+          </w:p>
+        </w:tc>
+        <w:tc>
+          <w:tcPr>
+            <w:tcW w:type="dxa" w:w="2266"/>
+          </w:tcPr>
+          <w:p>
+            <w:pPr>
+              <w:spacing w:before="40" w:after="40" w:line="288" w:lineRule="auto"/>
+            </w:pPr>
+            <w:r/>
+            <w:r>
+              <w:rPr>
+                <w:rFonts w:ascii="Microsoft YaHei" w:hAnsi="Microsoft YaHei"/>
+                <w:sz w:val="18"/>
+              </w:rPr>
+              <w:t>+0.27%</w:t>
+            </w:r>
+          </w:p>
+        </w:tc>
+        <w:tc>
+          <w:tcPr>
+            <w:tcW w:type="dxa" w:w="2266"/>
+          </w:tcPr>
+          <w:p>
+            <w:pPr>
+              <w:spacing w:before="40" w:after="40" w:line="288" w:lineRule="auto"/>
+            </w:pPr>
+            <w:r/>
+            <w:r>
+              <w:rPr>
+                <w:rFonts w:ascii="Microsoft YaHei" w:hAnsi="Microsoft YaHei"/>
+                <w:sz w:val="18"/>
+              </w:rPr>
+              <w:t>190/1158</w:t>
+            </w:r>
+          </w:p>
+        </w:tc>
+        <w:tc>
+          <w:tcPr>
+            <w:tcW w:type="dxa" w:w="2266"/>
+          </w:tcPr>
+          <w:p>
+            <w:pPr>
+              <w:spacing w:before="40" w:after="40" w:line="288" w:lineRule="auto"/>
+            </w:pPr>
+            <w:r/>
+            <w:r>
+              <w:rPr>
+                <w:rFonts w:ascii="Microsoft YaHei" w:hAnsi="Microsoft YaHei"/>
+                <w:b/>
+                <w:color w:val="1A1A1A"/>
+                <w:sz w:val="18"/>
+              </w:rPr>
+              <w:t>70/550</w:t>
+            </w:r>
+          </w:p>
+        </w:tc>
+      </w:tr>
+      <w:tr>
+        <w:tc>
+          <w:tcPr>
+            <w:tcW w:type="dxa" w:w="2266"/>
+            <w:shd w:fill="F8F9FA" w:val="clear"/>
+          </w:tcPr>
+          <w:p>
+            <w:pPr>
+              <w:spacing w:before="40" w:after="40" w:line="288" w:lineRule="auto"/>
+            </w:pPr>
+            <w:r/>
+            <w:r>
+              <w:rPr>
+                <w:rFonts w:ascii="Microsoft YaHei" w:hAnsi="Microsoft YaHei"/>
+                <w:sz w:val="18"/>
+              </w:rPr>
+              <w:t>海工装备</w:t>
             </w:r>
           </w:p>
         </w:tc>
@@ -2837,8 +3143,6 @@
             <w:r>
               <w:rPr>
                 <w:rFonts w:ascii="Microsoft YaHei" w:hAnsi="Microsoft YaHei"/>
-                <w:b/>
-                <w:color w:val="1A1A1A"/>
                 <w:sz w:val="18"/>
               </w:rPr>
               <w:t>21/256</w:t>
@@ -2849,13 +3153,17 @@
     </w:tbl>
     <w:p/>
     <w:p>
+      <w:pPr>
+        <w:spacing w:before="280" w:after="80" w:line="312" w:lineRule="auto"/>
+      </w:pPr>
       <w:r>
         <w:rPr>
           <w:rFonts w:ascii="Microsoft YaHei" w:hAnsi="Microsoft YaHei"/>
           <w:b/>
-          <w:color w:val="1A1A1A"/>
+          <w:color w:val="333333"/>
+          <w:sz w:val="24"/>
         </w:rPr>
-        <w:t>板块分析：</w:t>
+        <w:t>板块解读</w:t>
       </w:r>
     </w:p>
     <w:p>
@@ -2865,8 +3173,16 @@
       <w:r>
         <w:rPr>
           <w:rFonts w:ascii="Microsoft YaHei" w:hAnsi="Microsoft YaHei"/>
+          <w:b/>
+          <w:color w:val="1A1A1A"/>
         </w:rPr>
-        <w:t xml:space="preserve">能源板块（+2.62%）表现强势，板块内 </w:t>
+        <w:t>主力板块共振</w:t>
+      </w:r>
+      <w:r>
+        <w:rPr>
+          <w:rFonts w:ascii="Microsoft YaHei" w:hAnsi="Microsoft YaHei"/>
+        </w:rPr>
+        <w:t xml:space="preserve">：海油工程在 </w:t>
       </w:r>
       <w:r>
         <w:rPr>
@@ -2874,13 +3190,41 @@
           <w:b/>
           <w:color w:val="1A1A1A"/>
         </w:rPr>
-        <w:t>通源石油（+16.41%）、潜能恒信（+11.68%）、山东墨龙（+10.01%）</w:t>
+        <w:t>能源（A股）板块</w:t>
       </w:r>
       <w:r>
         <w:rPr>
           <w:rFonts w:ascii="Microsoft YaHei" w:hAnsi="Microsoft YaHei"/>
         </w:rPr>
-        <w:t xml:space="preserve"> 等领涨，板块情绪高涨，海油工程（+4.88%）位列板块中上游。</w:t>
+        <w:t xml:space="preserve"> 中排名 31/83，与其关联度最高的 </w:t>
+      </w:r>
+      <w:r>
+        <w:rPr>
+          <w:rFonts w:ascii="Microsoft YaHei" w:hAnsi="Microsoft YaHei"/>
+          <w:b/>
+          <w:color w:val="1A1A1A"/>
+        </w:rPr>
+        <w:t>能源设备与服务</w:t>
+      </w:r>
+      <w:r>
+        <w:rPr>
+          <w:rFonts w:ascii="Microsoft YaHei" w:hAnsi="Microsoft YaHei"/>
+        </w:rPr>
+        <w:t xml:space="preserve"> 板块中排名 </w:t>
+      </w:r>
+      <w:r>
+        <w:rPr>
+          <w:rFonts w:ascii="Microsoft YaHei" w:hAnsi="Microsoft YaHei"/>
+          <w:b/>
+          <w:color w:val="1A1A1A"/>
+        </w:rPr>
+        <w:t>9/26</w:t>
+      </w:r>
+      <w:r>
+        <w:rPr>
+          <w:rFonts w:ascii="Microsoft YaHei" w:hAnsi="Microsoft YaHei"/>
+        </w:rPr>
+        <w:t>（前 35%），属于板块中较为活跃的个股。</w:t>
       </w:r>
     </w:p>
     <w:p>
@@ -2890,8 +3234,16 @@
       <w:r>
         <w:rPr>
           <w:rFonts w:ascii="Microsoft YaHei" w:hAnsi="Microsoft YaHei"/>
+          <w:b/>
+          <w:color w:val="1A1A1A"/>
         </w:rPr>
-        <w:t xml:space="preserve">在海工装备概念板块整体偏弱（-1.91%）的背景下，海油工程仍逆势录得 </w:t>
+        <w:t>同系标的联动</w:t>
+      </w:r>
+      <w:r>
+        <w:rPr>
+          <w:rFonts w:ascii="Microsoft YaHei" w:hAnsi="Microsoft YaHei"/>
+        </w:rPr>
+        <w:t>：在板块排名数据中，</w:t>
       </w:r>
       <w:r>
         <w:rPr>
@@ -2899,13 +3251,13 @@
           <w:b/>
           <w:color w:val="1A1A1A"/>
         </w:rPr>
-        <w:t>+4.88%</w:t>
+        <w:t>海油发展（600968.SH）</w:t>
       </w:r>
       <w:r>
         <w:rPr>
           <w:rFonts w:ascii="Microsoft YaHei" w:hAnsi="Microsoft YaHei"/>
         </w:rPr>
-        <w:t xml:space="preserve"> 涨幅，体现了个股的独立强势逻辑。</w:t>
+        <w:t xml:space="preserve"> 与海油工程涨幅相同（+4.88%），两者同属中国海油体系，联动效应明显。</w:t>
       </w:r>
     </w:p>
     <w:p>
@@ -2915,8 +3267,91 @@
       <w:r>
         <w:rPr>
           <w:rFonts w:ascii="Microsoft YaHei" w:hAnsi="Microsoft YaHei"/>
+          <w:b/>
+          <w:color w:val="1A1A1A"/>
         </w:rPr>
-        <w:t>与同属中国海油系的海油发展（+4.88%）走势高度同步，存在显著的板块联动效应。</w:t>
+        <w:t>权重指数内排名靠前</w:t>
+      </w:r>
+      <w:r>
+        <w:rPr>
+          <w:rFonts w:ascii="Microsoft YaHei" w:hAnsi="Microsoft YaHei"/>
+        </w:rPr>
+        <w:t xml:space="preserve">：在上证380成份股中排名 </w:t>
+      </w:r>
+      <w:r>
+        <w:rPr>
+          <w:rFonts w:ascii="Microsoft YaHei" w:hAnsi="Microsoft YaHei"/>
+          <w:b/>
+          <w:color w:val="1A1A1A"/>
+        </w:rPr>
+        <w:t>43/380</w:t>
+      </w:r>
+      <w:r>
+        <w:rPr>
+          <w:rFonts w:ascii="Microsoft YaHei" w:hAnsi="Microsoft YaHei"/>
+        </w:rPr>
+        <w:t xml:space="preserve">（前 11.3%），在中证500成份股中排名 </w:t>
+      </w:r>
+      <w:r>
+        <w:rPr>
+          <w:rFonts w:ascii="Microsoft YaHei" w:hAnsi="Microsoft YaHei"/>
+          <w:b/>
+          <w:color w:val="1A1A1A"/>
+        </w:rPr>
+        <w:t>70/550</w:t>
+      </w:r>
+      <w:r>
+        <w:rPr>
+          <w:rFonts w:ascii="Microsoft YaHei" w:hAnsi="Microsoft YaHei"/>
+        </w:rPr>
+        <w:t>（前 12.7%），说明该股在核心指数内也获得资金重点关注。</w:t>
+      </w:r>
+    </w:p>
+    <w:p>
+      <w:pPr>
+        <w:pStyle w:val="ListBullet"/>
+      </w:pPr>
+      <w:r>
+        <w:rPr>
+          <w:rFonts w:ascii="Microsoft YaHei" w:hAnsi="Microsoft YaHei"/>
+          <w:b/>
+          <w:color w:val="1A1A1A"/>
+        </w:rPr>
+        <w:t>海工装备板块逆势</w:t>
+      </w:r>
+      <w:r>
+        <w:rPr>
+          <w:rFonts w:ascii="Microsoft YaHei" w:hAnsi="Microsoft YaHei"/>
+        </w:rPr>
+        <w:t xml:space="preserve">：值得注意的是，"海工装备"概念板块整体下跌 </w:t>
+      </w:r>
+      <w:r>
+        <w:rPr>
+          <w:rFonts w:ascii="Microsoft YaHei" w:hAnsi="Microsoft YaHei"/>
+          <w:b/>
+          <w:color w:val="1A1A1A"/>
+        </w:rPr>
+        <w:t>-1.91%</w:t>
+      </w:r>
+      <w:r>
+        <w:rPr>
+          <w:rFonts w:ascii="Microsoft YaHei" w:hAnsi="Microsoft YaHei"/>
+        </w:rPr>
+        <w:t xml:space="preserve">，但海油工程逆势上涨 +4.88%，属于板块中的 </w:t>
+      </w:r>
+      <w:r>
+        <w:rPr>
+          <w:rFonts w:ascii="Microsoft YaHei" w:hAnsi="Microsoft YaHei"/>
+          <w:b/>
+          <w:color w:val="1A1A1A"/>
+        </w:rPr>
+        <w:t>显著强势股</w:t>
+      </w:r>
+      <w:r>
+        <w:rPr>
+          <w:rFonts w:ascii="Microsoft YaHei" w:hAnsi="Microsoft YaHei"/>
+        </w:rPr>
+        <w:t>，资金对其基本面逻辑的认可度高。</w:t>
       </w:r>
     </w:p>
     <w:p>
@@ -2953,13 +3388,14 @@
         <w:tblLook w:firstColumn="1" w:firstRow="1" w:lastColumn="0" w:lastRow="0" w:noHBand="0" w:noVBand="1" w:val="04A0"/>
       </w:tblPr>
       <w:tblGrid>
-        <w:gridCol w:w="4533"/>
-        <w:gridCol w:w="4533"/>
+        <w:gridCol w:w="3022"/>
+        <w:gridCol w:w="3022"/>
+        <w:gridCol w:w="3022"/>
       </w:tblGrid>
       <w:tr>
         <w:tc>
           <w:tcPr>
-            <w:tcW w:type="dxa" w:w="4533"/>
+            <w:tcW w:type="dxa" w:w="3022"/>
             <w:shd w:fill="F6F8FA" w:val="clear"/>
           </w:tcPr>
           <w:p>
@@ -2980,7 +3416,7 @@
         </w:tc>
         <w:tc>
           <w:tcPr>
-            <w:tcW w:type="dxa" w:w="4533"/>
+            <w:tcW w:type="dxa" w:w="3022"/>
             <w:shd w:fill="F6F8FA" w:val="clear"/>
           </w:tcPr>
           <w:p>
@@ -2995,15 +3431,14 @@
                 <w:color w:val="1A1A1A"/>
                 <w:sz w:val="18"/>
               </w:rPr>
-              <w:t>判断</w:t>
+              <w:t>信号</w:t>
             </w:r>
           </w:p>
         </w:tc>
-      </w:tr>
-      <w:tr>
         <w:tc>
           <w:tcPr>
-            <w:tcW w:type="dxa" w:w="4533"/>
+            <w:tcW w:type="dxa" w:w="3022"/>
+            <w:shd w:fill="F6F8FA" w:val="clear"/>
           </w:tcPr>
           <w:p>
             <w:pPr>
@@ -3017,13 +3452,15 @@
                 <w:color w:val="1A1A1A"/>
                 <w:sz w:val="18"/>
               </w:rPr>
-              <w:t>整体市场</w:t>
+              <w:t>评级</w:t>
             </w:r>
           </w:p>
         </w:tc>
+      </w:tr>
+      <w:tr>
         <w:tc>
           <w:tcPr>
-            <w:tcW w:type="dxa" w:w="4533"/>
+            <w:tcW w:type="dxa" w:w="3022"/>
           </w:tcPr>
           <w:p>
             <w:pPr>
@@ -3035,16 +3472,13 @@
                 <w:rFonts w:ascii="Microsoft YaHei" w:hAnsi="Microsoft YaHei"/>
                 <w:sz w:val="18"/>
               </w:rPr>
-              <w:t>情绪高涨，成交放量，做多氛围浓厚</w:t>
+              <w:t>量价关系</w:t>
             </w:r>
           </w:p>
         </w:tc>
-      </w:tr>
-      <w:tr>
         <w:tc>
           <w:tcPr>
-            <w:tcW w:type="dxa" w:w="4533"/>
-            <w:shd w:fill="F8F9FA" w:val="clear"/>
+            <w:tcW w:type="dxa" w:w="3022"/>
           </w:tcPr>
           <w:p>
             <w:pPr>
@@ -3054,17 +3488,35 @@
             <w:r>
               <w:rPr>
                 <w:rFonts w:ascii="Microsoft YaHei" w:hAnsi="Microsoft YaHei"/>
-                <w:b/>
-                <w:color w:val="1A1A1A"/>
                 <w:sz w:val="18"/>
               </w:rPr>
-              <w:t>个股量价</w:t>
+              <w:t>放量跳空上攻，量比 1.81</w:t>
             </w:r>
           </w:p>
         </w:tc>
         <w:tc>
           <w:tcPr>
-            <w:tcW w:type="dxa" w:w="4533"/>
+            <w:tcW w:type="dxa" w:w="3022"/>
+          </w:tcPr>
+          <w:p>
+            <w:pPr>
+              <w:spacing w:before="40" w:after="40" w:line="288" w:lineRule="auto"/>
+            </w:pPr>
+            <w:r/>
+            <w:r>
+              <w:rPr>
+                <w:rFonts w:ascii="Microsoft YaHei" w:hAnsi="Microsoft YaHei"/>
+                <w:sz w:val="18"/>
+              </w:rPr>
+              <w:t>⭐⭐⭐⭐⭐</w:t>
+            </w:r>
+          </w:p>
+        </w:tc>
+      </w:tr>
+      <w:tr>
+        <w:tc>
+          <w:tcPr>
+            <w:tcW w:type="dxa" w:w="3022"/>
             <w:shd w:fill="F8F9FA" w:val="clear"/>
           </w:tcPr>
           <w:p>
@@ -3077,76 +3529,13 @@
                 <w:rFonts w:ascii="Microsoft YaHei" w:hAnsi="Microsoft YaHei"/>
                 <w:sz w:val="18"/>
               </w:rPr>
-              <w:t>放量上攻 +4.88%，外盘强于内盘，量比1.81</w:t>
-            </w:r>
-          </w:p>
-        </w:tc>
-      </w:tr>
-      <w:tr>
-        <w:tc>
-          <w:tcPr>
-            <w:tcW w:type="dxa" w:w="4533"/>
-          </w:tcPr>
-          <w:p>
-            <w:pPr>
-              <w:spacing w:before="40" w:after="40" w:line="288" w:lineRule="auto"/>
-            </w:pPr>
-            <w:r/>
-            <w:r>
-              <w:rPr>
-                <w:rFonts w:ascii="Microsoft YaHei" w:hAnsi="Microsoft YaHei"/>
-                <w:b/>
-                <w:color w:val="1A1A1A"/>
-                <w:sz w:val="18"/>
-              </w:rPr>
-              <w:t>资金面</w:t>
+              <w:t>资金流向</w:t>
             </w:r>
           </w:p>
         </w:tc>
         <w:tc>
           <w:tcPr>
-            <w:tcW w:type="dxa" w:w="4533"/>
-          </w:tcPr>
-          <w:p>
-            <w:pPr>
-              <w:spacing w:before="40" w:after="40" w:line="288" w:lineRule="auto"/>
-            </w:pPr>
-            <w:r/>
-            <w:r>
-              <w:rPr>
-                <w:rFonts w:ascii="Microsoft YaHei" w:hAnsi="Microsoft YaHei"/>
-                <w:sz w:val="18"/>
-              </w:rPr>
-              <w:t>主力净流入1952万，大单、中单、小单全面净流入</w:t>
-            </w:r>
-          </w:p>
-        </w:tc>
-      </w:tr>
-      <w:tr>
-        <w:tc>
-          <w:tcPr>
-            <w:tcW w:type="dxa" w:w="4533"/>
-            <w:shd w:fill="F8F9FA" w:val="clear"/>
-          </w:tcPr>
-          <w:p>
-            <w:pPr>
-              <w:spacing w:before="40" w:after="40" w:line="288" w:lineRule="auto"/>
-            </w:pPr>
-            <w:r/>
-            <w:r>
-              <w:rPr>
-                <w:rFonts w:ascii="Microsoft YaHei" w:hAnsi="Microsoft YaHei"/>
-                <w:b/>
-                <w:color w:val="1A1A1A"/>
-                <w:sz w:val="18"/>
-              </w:rPr>
-              <w:t>技术面</w:t>
-            </w:r>
-          </w:p>
-        </w:tc>
-        <w:tc>
-          <w:tcPr>
-            <w:tcW w:type="dxa" w:w="4533"/>
+            <w:tcW w:type="dxa" w:w="3022"/>
             <w:shd w:fill="F8F9FA" w:val="clear"/>
           </w:tcPr>
           <w:p>
@@ -3159,76 +3548,13 @@
                 <w:rFonts w:ascii="Microsoft YaHei" w:hAnsi="Microsoft YaHei"/>
                 <w:sz w:val="18"/>
               </w:rPr>
-              <w:t>站上所有短期均线，紧贴布林上轨5.61元，短期面临突破确认</w:t>
-            </w:r>
-          </w:p>
-        </w:tc>
-      </w:tr>
-      <w:tr>
-        <w:tc>
-          <w:tcPr>
-            <w:tcW w:type="dxa" w:w="4533"/>
-          </w:tcPr>
-          <w:p>
-            <w:pPr>
-              <w:spacing w:before="40" w:after="40" w:line="288" w:lineRule="auto"/>
-            </w:pPr>
-            <w:r/>
-            <w:r>
-              <w:rPr>
-                <w:rFonts w:ascii="Microsoft YaHei" w:hAnsi="Microsoft YaHei"/>
-                <w:b/>
-                <w:color w:val="1A1A1A"/>
-                <w:sz w:val="18"/>
-              </w:rPr>
-              <w:t>估值面</w:t>
+              <w:t>连续两日净流入，大单主导</w:t>
             </w:r>
           </w:p>
         </w:tc>
         <w:tc>
           <w:tcPr>
-            <w:tcW w:type="dxa" w:w="4533"/>
-          </w:tcPr>
-          <w:p>
-            <w:pPr>
-              <w:spacing w:before="40" w:after="40" w:line="288" w:lineRule="auto"/>
-            </w:pPr>
-            <w:r/>
-            <w:r>
-              <w:rPr>
-                <w:rFonts w:ascii="Microsoft YaHei" w:hAnsi="Microsoft YaHei"/>
-                <w:sz w:val="18"/>
-              </w:rPr>
-              <w:t>PB 0.85倍破净，PE 14倍，具备安全边际</w:t>
-            </w:r>
-          </w:p>
-        </w:tc>
-      </w:tr>
-      <w:tr>
-        <w:tc>
-          <w:tcPr>
-            <w:tcW w:type="dxa" w:w="4533"/>
-            <w:shd w:fill="F8F9FA" w:val="clear"/>
-          </w:tcPr>
-          <w:p>
-            <w:pPr>
-              <w:spacing w:before="40" w:after="40" w:line="288" w:lineRule="auto"/>
-            </w:pPr>
-            <w:r/>
-            <w:r>
-              <w:rPr>
-                <w:rFonts w:ascii="Microsoft YaHei" w:hAnsi="Microsoft YaHei"/>
-                <w:b/>
-                <w:color w:val="1A1A1A"/>
-                <w:sz w:val="18"/>
-              </w:rPr>
-              <w:t>消息面</w:t>
-            </w:r>
-          </w:p>
-        </w:tc>
-        <w:tc>
-          <w:tcPr>
-            <w:tcW w:type="dxa" w:w="4533"/>
+            <w:tcW w:type="dxa" w:w="3022"/>
             <w:shd w:fill="F8F9FA" w:val="clear"/>
           </w:tcPr>
           <w:p>
@@ -3241,7 +3567,7 @@
                 <w:rFonts w:ascii="Microsoft YaHei" w:hAnsi="Microsoft YaHei"/>
                 <w:sz w:val="18"/>
               </w:rPr>
-              <w:t>"擎海"装备交付、管道新技术应用落地，利好共振</w:t>
+              <w:t>⭐⭐⭐⭐⭐</w:t>
             </w:r>
           </w:p>
         </w:tc>
@@ -3249,27 +3575,7 @@
       <w:tr>
         <w:tc>
           <w:tcPr>
-            <w:tcW w:type="dxa" w:w="4533"/>
-          </w:tcPr>
-          <w:p>
-            <w:pPr>
-              <w:spacing w:before="40" w:after="40" w:line="288" w:lineRule="auto"/>
-            </w:pPr>
-            <w:r/>
-            <w:r>
-              <w:rPr>
-                <w:rFonts w:ascii="Microsoft YaHei" w:hAnsi="Microsoft YaHei"/>
-                <w:b/>
-                <w:color w:val="1A1A1A"/>
-                <w:sz w:val="18"/>
-              </w:rPr>
-              <w:t>板块联动</w:t>
-            </w:r>
-          </w:p>
-        </w:tc>
-        <w:tc>
-          <w:tcPr>
-            <w:tcW w:type="dxa" w:w="4533"/>
+            <w:tcW w:type="dxa" w:w="3022"/>
           </w:tcPr>
           <w:p>
             <w:pPr>
@@ -3281,7 +3587,217 @@
                 <w:rFonts w:ascii="Microsoft YaHei" w:hAnsi="Microsoft YaHei"/>
                 <w:sz w:val="18"/>
               </w:rPr>
-              <w:t>能源板块走强，海工装备概念偏弱但个股独立走强</w:t>
+              <w:t>技术形态</w:t>
+            </w:r>
+          </w:p>
+        </w:tc>
+        <w:tc>
+          <w:tcPr>
+            <w:tcW w:type="dxa" w:w="3022"/>
+          </w:tcPr>
+          <w:p>
+            <w:pPr>
+              <w:spacing w:before="40" w:after="40" w:line="288" w:lineRule="auto"/>
+            </w:pPr>
+            <w:r/>
+            <w:r>
+              <w:rPr>
+                <w:rFonts w:ascii="Microsoft YaHei" w:hAnsi="Microsoft YaHei"/>
+                <w:sz w:val="18"/>
+              </w:rPr>
+              <w:t>多头排列，触及布林上轨</w:t>
+            </w:r>
+          </w:p>
+        </w:tc>
+        <w:tc>
+          <w:tcPr>
+            <w:tcW w:type="dxa" w:w="3022"/>
+          </w:tcPr>
+          <w:p>
+            <w:pPr>
+              <w:spacing w:before="40" w:after="40" w:line="288" w:lineRule="auto"/>
+            </w:pPr>
+            <w:r/>
+            <w:r>
+              <w:rPr>
+                <w:rFonts w:ascii="Microsoft YaHei" w:hAnsi="Microsoft YaHei"/>
+                <w:sz w:val="18"/>
+              </w:rPr>
+              <w:t>⭐⭐⭐⭐</w:t>
+            </w:r>
+          </w:p>
+        </w:tc>
+      </w:tr>
+      <w:tr>
+        <w:tc>
+          <w:tcPr>
+            <w:tcW w:type="dxa" w:w="3022"/>
+            <w:shd w:fill="F8F9FA" w:val="clear"/>
+          </w:tcPr>
+          <w:p>
+            <w:pPr>
+              <w:spacing w:before="40" w:after="40" w:line="288" w:lineRule="auto"/>
+            </w:pPr>
+            <w:r/>
+            <w:r>
+              <w:rPr>
+                <w:rFonts w:ascii="Microsoft YaHei" w:hAnsi="Microsoft YaHei"/>
+                <w:sz w:val="18"/>
+              </w:rPr>
+              <w:t>板块效应</w:t>
+            </w:r>
+          </w:p>
+        </w:tc>
+        <w:tc>
+          <w:tcPr>
+            <w:tcW w:type="dxa" w:w="3022"/>
+            <w:shd w:fill="F8F9FA" w:val="clear"/>
+          </w:tcPr>
+          <w:p>
+            <w:pPr>
+              <w:spacing w:before="40" w:after="40" w:line="288" w:lineRule="auto"/>
+            </w:pPr>
+            <w:r/>
+            <w:r>
+              <w:rPr>
+                <w:rFonts w:ascii="Microsoft YaHei" w:hAnsi="Microsoft YaHei"/>
+                <w:sz w:val="18"/>
+              </w:rPr>
+              <w:t>能源板块强势联动</w:t>
+            </w:r>
+          </w:p>
+        </w:tc>
+        <w:tc>
+          <w:tcPr>
+            <w:tcW w:type="dxa" w:w="3022"/>
+            <w:shd w:fill="F8F9FA" w:val="clear"/>
+          </w:tcPr>
+          <w:p>
+            <w:pPr>
+              <w:spacing w:before="40" w:after="40" w:line="288" w:lineRule="auto"/>
+            </w:pPr>
+            <w:r/>
+            <w:r>
+              <w:rPr>
+                <w:rFonts w:ascii="Microsoft YaHei" w:hAnsi="Microsoft YaHei"/>
+                <w:sz w:val="18"/>
+              </w:rPr>
+              <w:t>⭐⭐⭐⭐</w:t>
+            </w:r>
+          </w:p>
+        </w:tc>
+      </w:tr>
+      <w:tr>
+        <w:tc>
+          <w:tcPr>
+            <w:tcW w:type="dxa" w:w="3022"/>
+          </w:tcPr>
+          <w:p>
+            <w:pPr>
+              <w:spacing w:before="40" w:after="40" w:line="288" w:lineRule="auto"/>
+            </w:pPr>
+            <w:r/>
+            <w:r>
+              <w:rPr>
+                <w:rFonts w:ascii="Microsoft YaHei" w:hAnsi="Microsoft YaHei"/>
+                <w:sz w:val="18"/>
+              </w:rPr>
+              <w:t>估值水平</w:t>
+            </w:r>
+          </w:p>
+        </w:tc>
+        <w:tc>
+          <w:tcPr>
+            <w:tcW w:type="dxa" w:w="3022"/>
+          </w:tcPr>
+          <w:p>
+            <w:pPr>
+              <w:spacing w:before="40" w:after="40" w:line="288" w:lineRule="auto"/>
+            </w:pPr>
+            <w:r/>
+            <w:r>
+              <w:rPr>
+                <w:rFonts w:ascii="Microsoft YaHei" w:hAnsi="Microsoft YaHei"/>
+                <w:sz w:val="18"/>
+              </w:rPr>
+              <w:t>PE 14x，PB 0.85x（破净）</w:t>
+            </w:r>
+          </w:p>
+        </w:tc>
+        <w:tc>
+          <w:tcPr>
+            <w:tcW w:type="dxa" w:w="3022"/>
+          </w:tcPr>
+          <w:p>
+            <w:pPr>
+              <w:spacing w:before="40" w:after="40" w:line="288" w:lineRule="auto"/>
+            </w:pPr>
+            <w:r/>
+            <w:r>
+              <w:rPr>
+                <w:rFonts w:ascii="Microsoft YaHei" w:hAnsi="Microsoft YaHei"/>
+                <w:sz w:val="18"/>
+              </w:rPr>
+              <w:t>⭐⭐⭐⭐⭐</w:t>
+            </w:r>
+          </w:p>
+        </w:tc>
+      </w:tr>
+      <w:tr>
+        <w:tc>
+          <w:tcPr>
+            <w:tcW w:type="dxa" w:w="3022"/>
+            <w:shd w:fill="F8F9FA" w:val="clear"/>
+          </w:tcPr>
+          <w:p>
+            <w:pPr>
+              <w:spacing w:before="40" w:after="40" w:line="288" w:lineRule="auto"/>
+            </w:pPr>
+            <w:r/>
+            <w:r>
+              <w:rPr>
+                <w:rFonts w:ascii="Microsoft YaHei" w:hAnsi="Microsoft YaHei"/>
+                <w:sz w:val="18"/>
+              </w:rPr>
+              <w:t>消息驱动</w:t>
+            </w:r>
+          </w:p>
+        </w:tc>
+        <w:tc>
+          <w:tcPr>
+            <w:tcW w:type="dxa" w:w="3022"/>
+            <w:shd w:fill="F8F9FA" w:val="clear"/>
+          </w:tcPr>
+          <w:p>
+            <w:pPr>
+              <w:spacing w:before="40" w:after="40" w:line="288" w:lineRule="auto"/>
+            </w:pPr>
+            <w:r/>
+            <w:r>
+              <w:rPr>
+                <w:rFonts w:ascii="Microsoft YaHei" w:hAnsi="Microsoft YaHei"/>
+                <w:sz w:val="18"/>
+              </w:rPr>
+              <w:t>无增量消息</w:t>
+            </w:r>
+          </w:p>
+        </w:tc>
+        <w:tc>
+          <w:tcPr>
+            <w:tcW w:type="dxa" w:w="3022"/>
+            <w:shd w:fill="F8F9FA" w:val="clear"/>
+          </w:tcPr>
+          <w:p>
+            <w:pPr>
+              <w:spacing w:before="40" w:after="40" w:line="288" w:lineRule="auto"/>
+            </w:pPr>
+            <w:r/>
+            <w:r>
+              <w:rPr>
+                <w:rFonts w:ascii="Microsoft YaHei" w:hAnsi="Microsoft YaHei"/>
+                <w:sz w:val="18"/>
+              </w:rPr>
+              <w:t>⭐⭐⭐</w:t>
             </w:r>
           </w:p>
         </w:tc>
@@ -3295,13 +3811,13 @@
           <w:b/>
           <w:color w:val="1A1A1A"/>
         </w:rPr>
-        <w:t>主力观点：</w:t>
+        <w:t>主力观点</w:t>
       </w:r>
       <w:r>
         <w:rPr>
           <w:rFonts w:ascii="Microsoft YaHei" w:hAnsi="Microsoft YaHei"/>
         </w:rPr>
-        <w:t xml:space="preserve"> 海油工程今日强势放量上攻，资金面呈现 </w:t>
+        <w:t xml:space="preserve">：海油工程今日呈现 </w:t>
       </w:r>
       <w:r>
         <w:rPr>
@@ -3309,13 +3825,13 @@
           <w:b/>
           <w:color w:val="1A1A1A"/>
         </w:rPr>
-        <w:t>"大单主导、全类型净流入"</w:t>
+        <w:t>量价齐升</w:t>
       </w:r>
       <w:r>
         <w:rPr>
           <w:rFonts w:ascii="Microsoft YaHei" w:hAnsi="Microsoft YaHei"/>
         </w:rPr>
-        <w:t xml:space="preserve"> 的健康格局。产业端"擎海"装备交付与新技术的落地应用构成短期催化，叠加能源板块整体走强，个股走出独立上涨行情。当前PB仅0.85倍的安全边际提供了估值支撑。午后关注 </w:t>
+        <w:t xml:space="preserve"> 的强势突破形态。盘中跳空高开后放量上攻，半日换手率达前日全天的 </w:t>
       </w:r>
       <w:r>
         <w:rPr>
@@ -3323,13 +3839,13 @@
           <w:b/>
           <w:color w:val="1A1A1A"/>
         </w:rPr>
-        <w:t>5.61元（布林上轨）</w:t>
+        <w:t>2.54 倍</w:t>
       </w:r>
       <w:r>
         <w:rPr>
           <w:rFonts w:ascii="Microsoft YaHei" w:hAnsi="Microsoft YaHei"/>
         </w:rPr>
-        <w:t xml:space="preserve"> 能否有效站稳突破，若能放量站上布林上轨则行情有望延续；若遇阻回落，短期均线多头排列仍提供支撑。整体来看，</w:t>
+        <w:t xml:space="preserve">，资金净流入 </w:t>
       </w:r>
       <w:r>
         <w:rPr>
@@ -3337,13 +3853,71 @@
           <w:b/>
           <w:color w:val="1A1A1A"/>
         </w:rPr>
-        <w:t>中期趋势偏乐观</w:t>
+        <w:t>2,653 万元</w:t>
       </w:r>
       <w:r>
         <w:rPr>
           <w:rFonts w:ascii="Microsoft YaHei" w:hAnsi="Microsoft YaHei"/>
         </w:rPr>
-        <w:t>。</w:t>
+        <w:t xml:space="preserve">，外盘显著大于内盘，多头掌控盘面节奏。技术面上已形成 </w:t>
+      </w:r>
+      <w:r>
+        <w:rPr>
+          <w:rFonts w:ascii="Microsoft YaHei" w:hAnsi="Microsoft YaHei"/>
+          <w:b/>
+          <w:color w:val="1A1A1A"/>
+        </w:rPr>
+        <w:t>MA5/MA10/MA20 多头排列</w:t>
+      </w:r>
+      <w:r>
+        <w:rPr>
+          <w:rFonts w:ascii="Microsoft YaHei" w:hAnsi="Microsoft YaHei"/>
+        </w:rPr>
+        <w:t xml:space="preserve">，价格触及布林上轨 5.61 元附近，短期趋势强劲。板块层面，能源板块整体走强，同系个股（海油发展）同步上涨，形成共振。估值端 </w:t>
+      </w:r>
+      <w:r>
+        <w:rPr>
+          <w:rFonts w:ascii="Microsoft YaHei" w:hAnsi="Microsoft YaHei"/>
+          <w:b/>
+          <w:color w:val="1A1A1A"/>
+        </w:rPr>
+        <w:t>市净率仅 0.85 倍</w:t>
+      </w:r>
+      <w:r>
+        <w:rPr>
+          <w:rFonts w:ascii="Microsoft YaHei" w:hAnsi="Microsoft YaHei"/>
+        </w:rPr>
+        <w:t xml:space="preserve"> 仍处于破净状态，具备安全边际。</w:t>
+      </w:r>
+    </w:p>
+    <w:p>
+      <w:r>
+        <w:rPr>
+          <w:rFonts w:ascii="Microsoft YaHei" w:hAnsi="Microsoft YaHei"/>
+          <w:b/>
+          <w:color w:val="1A1A1A"/>
+        </w:rPr>
+        <w:t>风险提示</w:t>
+      </w:r>
+      <w:r>
+        <w:rPr>
+          <w:rFonts w:ascii="Microsoft YaHei" w:hAnsi="Microsoft YaHei"/>
+        </w:rPr>
+        <w:t xml:space="preserve">：午后需关注 </w:t>
+      </w:r>
+      <w:r>
+        <w:rPr>
+          <w:rFonts w:ascii="Microsoft YaHei" w:hAnsi="Microsoft YaHei"/>
+          <w:b/>
+          <w:color w:val="1A1A1A"/>
+        </w:rPr>
+        <w:t>布林上轨（5.61 元）</w:t>
+      </w:r>
+      <w:r>
+        <w:rPr>
+          <w:rFonts w:ascii="Microsoft YaHei" w:hAnsi="Microsoft YaHei"/>
+        </w:rPr>
+        <w:t xml:space="preserve"> 的有效突破情况，若冲高回落可能引发短线获利了结；同时今日市场成交额放大至 2.06 万亿，需留意午后情绪是否维持高位。投资有风险，操作需谨慎。</w:t>
       </w:r>
     </w:p>
     <w:p>
@@ -3359,21 +3933,7 @@
         <w:rPr>
           <w:rFonts w:ascii="Microsoft YaHei" w:hAnsi="Microsoft YaHei"/>
         </w:rPr>
-        <w:t xml:space="preserve">&gt; ⚠️ </w:t>
-      </w:r>
-      <w:r>
-        <w:rPr>
-          <w:rFonts w:ascii="Microsoft YaHei" w:hAnsi="Microsoft YaHei"/>
-          <w:b/>
-          <w:color w:val="1A1A1A"/>
-        </w:rPr>
-        <w:t>风险提示</w:t>
-      </w:r>
-      <w:r>
-        <w:rPr>
-          <w:rFonts w:ascii="Microsoft YaHei" w:hAnsi="Microsoft YaHei"/>
-        </w:rPr>
-        <w:t>：本报告基于公开数据分析，不构成投资建议。股市有风险，投资需谨慎。</w:t>
+        <w:t>*免责声明：本报告基于公开数据整理分析，不构成投资建议。市场有风险，决策需谨慎。*</w:t>
       </w:r>
     </w:p>
     <w:sectPr>
